--- a/REQUIREMENTS DOCUMENT.docx
+++ b/REQUIREMENTS DOCUMENT.docx
@@ -1,6 +1,6 @@
 
 <file path=word/document.xml><?xml version="1.0" encoding="utf-8"?>
-<w:document xmlns:wpc="http://schemas.microsoft.com/office/word/2010/wordprocessingCanvas" xmlns:cx="http://schemas.microsoft.com/office/drawing/2014/chartex" xmlns:cx1="http://schemas.microsoft.com/office/drawing/2015/9/8/chartex" xmlns:cx2="http://schemas.microsoft.com/office/drawing/2015/10/21/chartex" xmlns:cx3="http://schemas.microsoft.com/office/drawing/2016/5/9/chartex" xmlns:cx4="http://schemas.microsoft.com/office/drawing/2016/5/10/chartex" xmlns:cx5="http://schemas.microsoft.com/office/drawing/2016/5/11/chartex" xmlns:cx6="http://schemas.microsoft.com/office/drawing/2016/5/12/chartex" xmlns:cx7="http://schemas.microsoft.com/office/drawing/2016/5/13/chartex" xmlns:cx8="http://schemas.microsoft.com/office/drawing/2016/5/14/chartex" xmlns:mc="http://schemas.openxmlformats.org/markup-compatibility/2006" xmlns:aink="http://schemas.microsoft.com/office/drawing/2016/ink" xmlns:am3d="http://schemas.microsoft.com/office/drawing/2017/model3d" xmlns:o="urn:schemas-microsoft-com:office:office" xmlns:oel="http://schemas.microsoft.com/office/2019/extlst" xmlns:r="http://schemas.openxmlformats.org/officeDocument/2006/relationships" xmlns:m="http://schemas.openxmlformats.org/officeDocument/2006/math" xmlns:v="urn:schemas-microsoft-com:vml" xmlns:wp14="http://schemas.microsoft.com/office/word/2010/wordprocessingDrawing" xmlns:wp="http://schemas.openxmlformats.org/drawingml/2006/wordprocessingDrawing" xmlns:w10="urn:schemas-microsoft-com:office:word" xmlns:w="http://schemas.openxmlformats.org/wordprocessingml/2006/main" xmlns:w14="http://schemas.microsoft.com/office/word/2010/wordml" xmlns:w15="http://schemas.microsoft.com/office/word/2012/wordml" xmlns:w16cex="http://schemas.microsoft.com/office/word/2018/wordml/cex" xmlns:w16cid="http://schemas.microsoft.com/office/word/2016/wordml/cid" xmlns:w16="http://schemas.microsoft.com/office/word/2018/wordml" xmlns:w16du="http://schemas.microsoft.com/office/word/2023/wordml/word16du" xmlns:w16sdtdh="http://schemas.microsoft.com/office/word/2020/wordml/sdtdatahash" xmlns:w16sdtfl="http://schemas.microsoft.com/office/word/2024/wordml/sdtformatlock" xmlns:w16se="http://schemas.microsoft.com/office/word/2015/wordml/symex" xmlns:wpg="http://schemas.microsoft.com/office/word/2010/wordprocessingGroup" xmlns:wpi="http://schemas.microsoft.com/office/word/2010/wordprocessingInk" xmlns:wne="http://schemas.microsoft.com/office/word/2006/wordml" xmlns:wps="http://schemas.microsoft.com/office/word/2010/wordprocessingShape" mc:Ignorable="w14 w15 w16se w16cid w16 w16cex w16sdtdh w16sdtfl w16du wp14">
+<w:document xmlns:wpc="http://schemas.microsoft.com/office/word/2010/wordprocessingCanvas" xmlns:cx="http://schemas.microsoft.com/office/drawing/2014/chartex" xmlns:cx1="http://schemas.microsoft.com/office/drawing/2015/9/8/chartex" xmlns:cx2="http://schemas.microsoft.com/office/drawing/2015/10/21/chartex" xmlns:cx3="http://schemas.microsoft.com/office/drawing/2016/5/9/chartex" xmlns:cx4="http://schemas.microsoft.com/office/drawing/2016/5/10/chartex" xmlns:cx5="http://schemas.microsoft.com/office/drawing/2016/5/11/chartex" xmlns:cx6="http://schemas.microsoft.com/office/drawing/2016/5/12/chartex" xmlns:cx7="http://schemas.microsoft.com/office/drawing/2016/5/13/chartex" xmlns:cx8="http://schemas.microsoft.com/office/drawing/2016/5/14/chartex" xmlns:mc="http://schemas.openxmlformats.org/markup-compatibility/2006" xmlns:aink="http://schemas.microsoft.com/office/drawing/2016/ink" xmlns:am3d="http://schemas.microsoft.com/office/drawing/2017/model3d" xmlns:o="urn:schemas-microsoft-com:office:office" xmlns:oel="http://schemas.microsoft.com/office/2019/extlst" xmlns:r="http://schemas.openxmlformats.org/officeDocument/2006/relationships" xmlns:m="http://schemas.openxmlformats.org/officeDocument/2006/math" xmlns:v="urn:schemas-microsoft-com:vml" xmlns:wp14="http://schemas.microsoft.com/office/word/2010/wordprocessingDrawing" xmlns:wp="http://schemas.openxmlformats.org/drawingml/2006/wordprocessingDrawing" xmlns:w10="urn:schemas-microsoft-com:office:word" xmlns:w="http://schemas.openxmlformats.org/wordprocessingml/2006/main" xmlns:w14="http://schemas.microsoft.com/office/word/2010/wordml" xmlns:w15="http://schemas.microsoft.com/office/word/2012/wordml" xmlns:w16cex="http://schemas.microsoft.com/office/word/2018/wordml/cex" xmlns:w16cid="http://schemas.microsoft.com/office/word/2016/wordml/cid" xmlns:w16="http://schemas.microsoft.com/office/word/2018/wordml" xmlns:w16sdtdh="http://schemas.microsoft.com/office/word/2020/wordml/sdtdatahash" xmlns:w16se="http://schemas.microsoft.com/office/word/2015/wordml/symex" xmlns:wpg="http://schemas.microsoft.com/office/word/2010/wordprocessingGroup" xmlns:wpi="http://schemas.microsoft.com/office/word/2010/wordprocessingInk" xmlns:wne="http://schemas.microsoft.com/office/word/2006/wordml" xmlns:wps="http://schemas.microsoft.com/office/word/2010/wordprocessingShape" mc:Ignorable="w14 w15 w16se w16cid w16 w16cex w16sdtdh wp14">
   <w:body>
     <w:p>
       <w:pPr>
@@ -65,6 +65,7 @@
       <w:r>
         <w:rPr>
           <w:rFonts w:ascii="Times New Roman" w:hAnsi="Times New Roman" w:cs="Times New Roman"/>
+          <w:noProof/>
         </w:rPr>
         <w:drawing>
           <wp:anchor distT="0" distB="0" distL="114300" distR="114300" simplePos="0" relativeHeight="251658240" behindDoc="0" locked="0" layoutInCell="1" allowOverlap="1" wp14:anchorId="6C2300DF" wp14:editId="1D445629">
@@ -130,6 +131,392 @@
         </w:rPr>
       </w:pPr>
     </w:p>
+    <w:p>
+      <w:pPr>
+        <w:rPr>
+          <w:rFonts w:ascii="Times New Roman" w:hAnsi="Times New Roman" w:cs="Times New Roman"/>
+        </w:rPr>
+      </w:pPr>
+    </w:p>
+    <w:p>
+      <w:pPr>
+        <w:rPr>
+          <w:rFonts w:ascii="Times New Roman" w:hAnsi="Times New Roman" w:cs="Times New Roman"/>
+        </w:rPr>
+      </w:pPr>
+    </w:p>
+    <w:p>
+      <w:pPr>
+        <w:rPr>
+          <w:rFonts w:ascii="Times New Roman" w:hAnsi="Times New Roman" w:cs="Times New Roman"/>
+        </w:rPr>
+      </w:pPr>
+    </w:p>
+    <w:p>
+      <w:pPr>
+        <w:rPr>
+          <w:rFonts w:ascii="Times New Roman" w:hAnsi="Times New Roman" w:cs="Times New Roman"/>
+        </w:rPr>
+      </w:pPr>
+    </w:p>
+    <w:p>
+      <w:pPr>
+        <w:rPr>
+          <w:rFonts w:ascii="Times New Roman" w:hAnsi="Times New Roman" w:cs="Times New Roman"/>
+        </w:rPr>
+      </w:pPr>
+    </w:p>
+    <w:p>
+      <w:pPr>
+        <w:rPr>
+          <w:rFonts w:ascii="Times New Roman" w:hAnsi="Times New Roman" w:cs="Times New Roman"/>
+        </w:rPr>
+      </w:pPr>
+    </w:p>
+    <w:p>
+      <w:pPr>
+        <w:rPr>
+          <w:rFonts w:ascii="Times New Roman" w:hAnsi="Times New Roman" w:cs="Times New Roman"/>
+        </w:rPr>
+      </w:pPr>
+    </w:p>
+    <w:p>
+      <w:pPr>
+        <w:rPr>
+          <w:rFonts w:ascii="Times New Roman" w:hAnsi="Times New Roman" w:cs="Times New Roman"/>
+        </w:rPr>
+      </w:pPr>
+    </w:p>
+    <w:p>
+      <w:pPr>
+        <w:rPr>
+          <w:rFonts w:ascii="Times New Roman" w:hAnsi="Times New Roman" w:cs="Times New Roman"/>
+        </w:rPr>
+      </w:pPr>
+    </w:p>
+    <w:p>
+      <w:pPr>
+        <w:rPr>
+          <w:rFonts w:ascii="Times New Roman" w:hAnsi="Times New Roman" w:cs="Times New Roman"/>
+        </w:rPr>
+      </w:pPr>
+    </w:p>
+    <w:p>
+      <w:pPr>
+        <w:rPr>
+          <w:rFonts w:ascii="Times New Roman" w:hAnsi="Times New Roman" w:cs="Times New Roman"/>
+        </w:rPr>
+      </w:pPr>
+    </w:p>
+    <w:p>
+      <w:pPr>
+        <w:rPr>
+          <w:rFonts w:ascii="Times New Roman" w:hAnsi="Times New Roman" w:cs="Times New Roman"/>
+        </w:rPr>
+      </w:pPr>
+    </w:p>
+    <w:p>
+      <w:pPr>
+        <w:rPr>
+          <w:rFonts w:ascii="Times New Roman" w:hAnsi="Times New Roman" w:cs="Times New Roman"/>
+        </w:rPr>
+      </w:pPr>
+    </w:p>
+    <w:p>
+      <w:pPr>
+        <w:rPr>
+          <w:rFonts w:ascii="Times New Roman" w:hAnsi="Times New Roman" w:cs="Times New Roman"/>
+        </w:rPr>
+      </w:pPr>
+    </w:p>
+    <w:p>
+      <w:pPr>
+        <w:rPr>
+          <w:rFonts w:ascii="Calibri" w:hAnsi="Calibri" w:cs="Calibri"/>
+          <w:sz w:val="22"/>
+          <w:szCs w:val="22"/>
+          <w:u w:val="single"/>
+        </w:rPr>
+      </w:pPr>
+      <w:r>
+        <w:rPr>
+          <w:rFonts w:ascii="Times New Roman" w:hAnsi="Times New Roman" w:cs="Times New Roman"/>
+          <w:u w:val="single"/>
+        </w:rPr>
+        <w:t>Functional Requirements -</w:t>
+      </w:r>
+      <w:r>
+        <w:rPr>
+          <w:rFonts w:ascii="Calibri" w:hAnsi="Calibri" w:cs="Calibri"/>
+          <w:sz w:val="22"/>
+          <w:szCs w:val="22"/>
+          <w:u w:val="single"/>
+        </w:rPr>
+        <w:t xml:space="preserve"> describe what the software </w:t>
+      </w:r>
+      <w:proofErr w:type="gramStart"/>
+      <w:r>
+        <w:rPr>
+          <w:rFonts w:ascii="Calibri" w:hAnsi="Calibri" w:cs="Calibri"/>
+          <w:sz w:val="22"/>
+          <w:szCs w:val="22"/>
+          <w:u w:val="single"/>
+        </w:rPr>
+        <w:t>does</w:t>
+      </w:r>
+      <w:proofErr w:type="gramEnd"/>
+    </w:p>
+    <w:p>
+      <w:pPr>
+        <w:pStyle w:val="NormalWeb"/>
+        <w:spacing w:before="0" w:beforeAutospacing="0" w:after="0" w:afterAutospacing="0"/>
+        <w:rPr>
+          <w:rFonts w:ascii="Calibri" w:hAnsi="Calibri" w:cs="Calibri"/>
+          <w:sz w:val="22"/>
+          <w:szCs w:val="22"/>
+        </w:rPr>
+      </w:pPr>
+      <w:r>
+        <w:rPr>
+          <w:rFonts w:ascii="Calibri" w:hAnsi="Calibri" w:cs="Calibri"/>
+          <w:sz w:val="22"/>
+          <w:szCs w:val="22"/>
+        </w:rPr>
+        <w:t>Display</w:t>
+      </w:r>
+      <w:r>
+        <w:rPr>
+          <w:rFonts w:ascii="Calibri" w:hAnsi="Calibri" w:cs="Calibri"/>
+          <w:sz w:val="22"/>
+          <w:szCs w:val="22"/>
+        </w:rPr>
+        <w:t>s</w:t>
+      </w:r>
+      <w:r>
+        <w:rPr>
+          <w:rFonts w:ascii="Calibri" w:hAnsi="Calibri" w:cs="Calibri"/>
+          <w:sz w:val="22"/>
+          <w:szCs w:val="22"/>
+        </w:rPr>
+        <w:t xml:space="preserve"> wanted </w:t>
+      </w:r>
+      <w:proofErr w:type="gramStart"/>
+      <w:r>
+        <w:rPr>
+          <w:rFonts w:ascii="Calibri" w:hAnsi="Calibri" w:cs="Calibri"/>
+          <w:sz w:val="22"/>
+          <w:szCs w:val="22"/>
+        </w:rPr>
+        <w:t>tasks</w:t>
+      </w:r>
+      <w:proofErr w:type="gramEnd"/>
+    </w:p>
+    <w:p>
+      <w:pPr>
+        <w:pStyle w:val="NormalWeb"/>
+        <w:spacing w:before="0" w:beforeAutospacing="0" w:after="0" w:afterAutospacing="0"/>
+        <w:rPr>
+          <w:rFonts w:ascii="Calibri" w:hAnsi="Calibri" w:cs="Calibri"/>
+          <w:sz w:val="22"/>
+          <w:szCs w:val="22"/>
+        </w:rPr>
+      </w:pPr>
+      <w:r>
+        <w:rPr>
+          <w:rFonts w:ascii="Calibri" w:hAnsi="Calibri" w:cs="Calibri"/>
+          <w:sz w:val="22"/>
+          <w:szCs w:val="22"/>
+        </w:rPr>
+        <w:t>Allow</w:t>
+      </w:r>
+      <w:r>
+        <w:rPr>
+          <w:rFonts w:ascii="Calibri" w:hAnsi="Calibri" w:cs="Calibri"/>
+          <w:sz w:val="22"/>
+          <w:szCs w:val="22"/>
+        </w:rPr>
+        <w:t>s</w:t>
+      </w:r>
+      <w:r>
+        <w:rPr>
+          <w:rFonts w:ascii="Calibri" w:hAnsi="Calibri" w:cs="Calibri"/>
+          <w:sz w:val="22"/>
+          <w:szCs w:val="22"/>
+        </w:rPr>
+        <w:t xml:space="preserve"> users to upload </w:t>
+      </w:r>
+      <w:proofErr w:type="gramStart"/>
+      <w:r>
+        <w:rPr>
+          <w:rFonts w:ascii="Calibri" w:hAnsi="Calibri" w:cs="Calibri"/>
+          <w:sz w:val="22"/>
+          <w:szCs w:val="22"/>
+        </w:rPr>
+        <w:t>tasks</w:t>
+      </w:r>
+      <w:proofErr w:type="gramEnd"/>
+    </w:p>
+    <w:p>
+      <w:pPr>
+        <w:pStyle w:val="NormalWeb"/>
+        <w:spacing w:before="0" w:beforeAutospacing="0" w:after="0" w:afterAutospacing="0"/>
+        <w:rPr>
+          <w:rFonts w:ascii="Calibri" w:hAnsi="Calibri" w:cs="Calibri"/>
+          <w:sz w:val="22"/>
+          <w:szCs w:val="22"/>
+        </w:rPr>
+      </w:pPr>
+      <w:r>
+        <w:rPr>
+          <w:rFonts w:ascii="Calibri" w:hAnsi="Calibri" w:cs="Calibri"/>
+          <w:sz w:val="22"/>
+          <w:szCs w:val="22"/>
+        </w:rPr>
+        <w:t>Allow</w:t>
+      </w:r>
+      <w:r>
+        <w:rPr>
+          <w:rFonts w:ascii="Calibri" w:hAnsi="Calibri" w:cs="Calibri"/>
+          <w:sz w:val="22"/>
+          <w:szCs w:val="22"/>
+        </w:rPr>
+        <w:t>s</w:t>
+      </w:r>
+      <w:r>
+        <w:rPr>
+          <w:rFonts w:ascii="Calibri" w:hAnsi="Calibri" w:cs="Calibri"/>
+          <w:sz w:val="22"/>
+          <w:szCs w:val="22"/>
+        </w:rPr>
+        <w:t xml:space="preserve"> users to select </w:t>
+      </w:r>
+      <w:proofErr w:type="gramStart"/>
+      <w:r>
+        <w:rPr>
+          <w:rFonts w:ascii="Calibri" w:hAnsi="Calibri" w:cs="Calibri"/>
+          <w:sz w:val="22"/>
+          <w:szCs w:val="22"/>
+        </w:rPr>
+        <w:t>candidates</w:t>
+      </w:r>
+      <w:proofErr w:type="gramEnd"/>
+    </w:p>
+    <w:p>
+      <w:pPr>
+        <w:pStyle w:val="NormalWeb"/>
+        <w:spacing w:before="0" w:beforeAutospacing="0" w:after="0" w:afterAutospacing="0"/>
+        <w:rPr>
+          <w:rFonts w:ascii="Calibri" w:hAnsi="Calibri" w:cs="Calibri"/>
+          <w:sz w:val="22"/>
+          <w:szCs w:val="22"/>
+        </w:rPr>
+      </w:pPr>
+      <w:r>
+        <w:rPr>
+          <w:rFonts w:ascii="Calibri" w:hAnsi="Calibri" w:cs="Calibri"/>
+          <w:sz w:val="22"/>
+          <w:szCs w:val="22"/>
+        </w:rPr>
+        <w:t>Allow</w:t>
+      </w:r>
+      <w:r>
+        <w:rPr>
+          <w:rFonts w:ascii="Calibri" w:hAnsi="Calibri" w:cs="Calibri"/>
+          <w:sz w:val="22"/>
+          <w:szCs w:val="22"/>
+        </w:rPr>
+        <w:t>s</w:t>
+      </w:r>
+      <w:r>
+        <w:rPr>
+          <w:rFonts w:ascii="Calibri" w:hAnsi="Calibri" w:cs="Calibri"/>
+          <w:sz w:val="22"/>
+          <w:szCs w:val="22"/>
+        </w:rPr>
+        <w:t xml:space="preserve"> user to apply for </w:t>
+      </w:r>
+      <w:proofErr w:type="gramStart"/>
+      <w:r>
+        <w:rPr>
+          <w:rFonts w:ascii="Calibri" w:hAnsi="Calibri" w:cs="Calibri"/>
+          <w:sz w:val="22"/>
+          <w:szCs w:val="22"/>
+        </w:rPr>
+        <w:t>tasks</w:t>
+      </w:r>
+      <w:proofErr w:type="gramEnd"/>
+    </w:p>
+    <w:p>
+      <w:pPr>
+        <w:pStyle w:val="NormalWeb"/>
+        <w:spacing w:before="0" w:beforeAutospacing="0" w:after="0" w:afterAutospacing="0"/>
+        <w:rPr>
+          <w:rFonts w:ascii="Calibri" w:hAnsi="Calibri" w:cs="Calibri"/>
+          <w:sz w:val="22"/>
+          <w:szCs w:val="22"/>
+        </w:rPr>
+      </w:pPr>
+      <w:r>
+        <w:rPr>
+          <w:rFonts w:ascii="Calibri" w:hAnsi="Calibri" w:cs="Calibri"/>
+          <w:sz w:val="22"/>
+          <w:szCs w:val="22"/>
+        </w:rPr>
+        <w:t xml:space="preserve">Allows user to track tasks </w:t>
+      </w:r>
+      <w:proofErr w:type="gramStart"/>
+      <w:r>
+        <w:rPr>
+          <w:rFonts w:ascii="Calibri" w:hAnsi="Calibri" w:cs="Calibri"/>
+          <w:sz w:val="22"/>
+          <w:szCs w:val="22"/>
+        </w:rPr>
+        <w:t>status</w:t>
+      </w:r>
+      <w:proofErr w:type="gramEnd"/>
+    </w:p>
+    <w:p>
+      <w:pPr>
+        <w:pStyle w:val="NormalWeb"/>
+        <w:spacing w:before="0" w:beforeAutospacing="0" w:after="0" w:afterAutospacing="0"/>
+        <w:rPr>
+          <w:rFonts w:ascii="Calibri" w:hAnsi="Calibri" w:cs="Calibri"/>
+          <w:sz w:val="22"/>
+          <w:szCs w:val="22"/>
+        </w:rPr>
+      </w:pPr>
+      <w:r>
+        <w:rPr>
+          <w:rFonts w:ascii="Calibri" w:hAnsi="Calibri" w:cs="Calibri"/>
+          <w:sz w:val="22"/>
+          <w:szCs w:val="22"/>
+        </w:rPr>
+        <w:t>Display</w:t>
+      </w:r>
+      <w:r>
+        <w:rPr>
+          <w:rFonts w:ascii="Calibri" w:hAnsi="Calibri" w:cs="Calibri"/>
+          <w:sz w:val="22"/>
+          <w:szCs w:val="22"/>
+        </w:rPr>
+        <w:t>s</w:t>
+      </w:r>
+      <w:r>
+        <w:rPr>
+          <w:rFonts w:ascii="Calibri" w:hAnsi="Calibri" w:cs="Calibri"/>
+          <w:sz w:val="22"/>
+          <w:szCs w:val="22"/>
+        </w:rPr>
+        <w:t xml:space="preserve"> profile page</w:t>
+      </w:r>
+    </w:p>
+    <w:p>
+      <w:pPr>
+        <w:rPr>
+          <w:rFonts w:ascii="Times New Roman" w:hAnsi="Times New Roman" w:cs="Times New Roman"/>
+        </w:rPr>
+      </w:pPr>
+    </w:p>
     <w:sectPr>
       <w:pgSz w:w="12240" w:h="15840"/>
       <w:pgMar w:top="1440" w:right="1440" w:bottom="1440" w:left="1440" w:header="720" w:footer="720" w:gutter="0"/>
@@ -141,7 +528,7 @@
 </file>
 
 <file path=word/styles.xml><?xml version="1.0" encoding="utf-8"?>
-<w:styles xmlns:mc="http://schemas.openxmlformats.org/markup-compatibility/2006" xmlns:r="http://schemas.openxmlformats.org/officeDocument/2006/relationships" xmlns:w="http://schemas.openxmlformats.org/wordprocessingml/2006/main" xmlns:w14="http://schemas.microsoft.com/office/word/2010/wordml" xmlns:w15="http://schemas.microsoft.com/office/word/2012/wordml" xmlns:w16cex="http://schemas.microsoft.com/office/word/2018/wordml/cex" xmlns:w16cid="http://schemas.microsoft.com/office/word/2016/wordml/cid" xmlns:w16="http://schemas.microsoft.com/office/word/2018/wordml" xmlns:w16du="http://schemas.microsoft.com/office/word/2023/wordml/word16du" xmlns:w16sdtdh="http://schemas.microsoft.com/office/word/2020/wordml/sdtdatahash" xmlns:w16sdtfl="http://schemas.microsoft.com/office/word/2024/wordml/sdtformatlock" xmlns:w16se="http://schemas.microsoft.com/office/word/2015/wordml/symex" mc:Ignorable="w14 w15 w16se w16cid w16 w16cex w16sdtdh w16sdtfl w16du">
+<w:styles xmlns:mc="http://schemas.openxmlformats.org/markup-compatibility/2006" xmlns:r="http://schemas.openxmlformats.org/officeDocument/2006/relationships" xmlns:w="http://schemas.openxmlformats.org/wordprocessingml/2006/main" xmlns:w14="http://schemas.microsoft.com/office/word/2010/wordml" xmlns:w15="http://schemas.microsoft.com/office/word/2012/wordml" xmlns:w16cex="http://schemas.microsoft.com/office/word/2018/wordml/cex" xmlns:w16cid="http://schemas.microsoft.com/office/word/2016/wordml/cid" xmlns:w16="http://schemas.microsoft.com/office/word/2018/wordml" xmlns:w16sdtdh="http://schemas.microsoft.com/office/word/2020/wordml/sdtdatahash" xmlns:w16se="http://schemas.microsoft.com/office/word/2015/wordml/symex" mc:Ignorable="w14 w15 w16se w16cid w16 w16cex w16sdtdh">
   <w:docDefaults>
     <w:rPrDefault>
       <w:rPr>
@@ -1057,6 +1444,22 @@
       <w:spacing w:val="5"/>
     </w:rPr>
   </w:style>
+  <w:style w:type="paragraph" w:styleId="NormalWeb">
+    <w:name w:val="Normal (Web)"/>
+    <w:basedOn w:val="Normal"/>
+    <w:uiPriority w:val="99"/>
+    <w:semiHidden/>
+    <w:unhideWhenUsed/>
+    <w:rsid w:val="00344F12"/>
+    <w:pPr>
+      <w:spacing w:before="100" w:beforeAutospacing="1" w:after="100" w:afterAutospacing="1" w:line="240" w:lineRule="auto"/>
+    </w:pPr>
+    <w:rPr>
+      <w:rFonts w:ascii="Times New Roman" w:eastAsia="Times New Roman" w:hAnsi="Times New Roman" w:cs="Times New Roman"/>
+      <w:kern w:val="0"/>
+      <w14:ligatures w14:val="none"/>
+    </w:rPr>
+  </w:style>
 </w:styles>
 </file>
 

--- a/REQUIREMENTS DOCUMENT.docx
+++ b/REQUIREMENTS DOCUMENT.docx
@@ -5,62 +5,21 @@
     <w:p>
       <w:pPr>
         <w:jc w:val="center"/>
-        <w:rPr>
-          <w:rFonts w:ascii="Times New Roman" w:hAnsi="Times New Roman" w:cs="Times New Roman"/>
-          <w:b/>
-          <w:bCs/>
-          <w:u w:val="single"/>
-        </w:rPr>
-      </w:pPr>
-      <w:r>
-        <w:rPr>
-          <w:rFonts w:ascii="Times New Roman" w:hAnsi="Times New Roman" w:cs="Times New Roman"/>
-          <w:b/>
-          <w:bCs/>
-          <w:u w:val="single"/>
-        </w:rPr>
-        <w:t>REQUIREMENTS DOCUMENT</w:t>
-      </w:r>
-    </w:p>
-    <w:p>
-      <w:pPr>
-        <w:rPr>
-          <w:rFonts w:ascii="Times New Roman" w:hAnsi="Times New Roman" w:cs="Times New Roman"/>
-          <w:b/>
-          <w:bCs/>
-          <w:sz w:val="32"/>
-          <w:szCs w:val="32"/>
-          <w:u w:val="single"/>
-        </w:rPr>
-      </w:pPr>
-    </w:p>
-    <w:p>
-      <w:pPr>
-        <w:rPr>
-          <w:rFonts w:ascii="Times New Roman" w:hAnsi="Times New Roman" w:cs="Times New Roman"/>
-          <w:u w:val="single"/>
-        </w:rPr>
-      </w:pPr>
-      <w:r>
-        <w:rPr>
-          <w:rFonts w:ascii="Times New Roman" w:hAnsi="Times New Roman" w:cs="Times New Roman"/>
-          <w:u w:val="single"/>
-        </w:rPr>
-        <w:t>Context Diagra</w:t>
-      </w:r>
-      <w:r>
-        <w:rPr>
-          <w:rFonts w:ascii="Times New Roman" w:hAnsi="Times New Roman" w:cs="Times New Roman"/>
-          <w:u w:val="single"/>
-        </w:rPr>
-        <w:t>m:</w:t>
-      </w:r>
-    </w:p>
-    <w:p>
-      <w:pPr>
-        <w:rPr>
-          <w:rFonts w:ascii="Times New Roman" w:hAnsi="Times New Roman" w:cs="Times New Roman"/>
-        </w:rPr>
+      </w:pPr>
+      <w:r>
+        <w:t>Requirement Document</w:t>
+      </w:r>
+    </w:p>
+    <w:p>
+      <w:r>
+        <w:t>Context Diagram</w:t>
+      </w:r>
+    </w:p>
+    <w:p/>
+    <w:p/>
+    <w:p>
+      <w:pPr>
+        <w:jc w:val="center"/>
       </w:pPr>
       <w:r>
         <w:rPr>
@@ -68,18 +27,18 @@
           <w:noProof/>
         </w:rPr>
         <w:drawing>
-          <wp:anchor distT="0" distB="0" distL="114300" distR="114300" simplePos="0" relativeHeight="251658240" behindDoc="0" locked="0" layoutInCell="1" allowOverlap="1" wp14:anchorId="6C2300DF" wp14:editId="1D445629">
+          <wp:anchor distT="0" distB="0" distL="114300" distR="114300" simplePos="0" relativeHeight="251659264" behindDoc="0" locked="0" layoutInCell="1" allowOverlap="1" wp14:anchorId="5411F618" wp14:editId="529C18F3">
             <wp:simplePos x="0" y="0"/>
             <wp:positionH relativeFrom="column">
-              <wp:posOffset>-76200</wp:posOffset>
+              <wp:posOffset>0</wp:posOffset>
             </wp:positionH>
             <wp:positionV relativeFrom="paragraph">
-              <wp:posOffset>207010</wp:posOffset>
+              <wp:posOffset>-635</wp:posOffset>
             </wp:positionV>
             <wp:extent cx="5943600" cy="4492625"/>
             <wp:effectExtent l="0" t="0" r="0" b="3175"/>
             <wp:wrapNone/>
-            <wp:docPr id="353276912" name="Picture 1"/>
+            <wp:docPr id="353276912" name="Picture 1" descr="A diagram of a job search&#10;&#10;Description automatically generated"/>
             <wp:cNvGraphicFramePr>
               <a:graphicFrameLocks xmlns:a="http://schemas.openxmlformats.org/drawingml/2006/main" noChangeAspect="1"/>
             </wp:cNvGraphicFramePr>
@@ -87,7 +46,7 @@
               <a:graphicData uri="http://schemas.openxmlformats.org/drawingml/2006/picture">
                 <pic:pic xmlns:pic="http://schemas.openxmlformats.org/drawingml/2006/picture">
                   <pic:nvPicPr>
-                    <pic:cNvPr id="353276912" name=""/>
+                    <pic:cNvPr id="353276912" name="Picture 1" descr="A diagram of a job search&#10;&#10;Description automatically generated"/>
                     <pic:cNvPicPr/>
                   </pic:nvPicPr>
                   <pic:blipFill>
@@ -126,133 +85,135 @@
     </w:p>
     <w:p>
       <w:pPr>
-        <w:rPr>
-          <w:rFonts w:ascii="Times New Roman" w:hAnsi="Times New Roman" w:cs="Times New Roman"/>
-        </w:rPr>
-      </w:pPr>
-    </w:p>
-    <w:p>
-      <w:pPr>
-        <w:rPr>
-          <w:rFonts w:ascii="Times New Roman" w:hAnsi="Times New Roman" w:cs="Times New Roman"/>
-        </w:rPr>
-      </w:pPr>
-    </w:p>
-    <w:p>
-      <w:pPr>
-        <w:rPr>
-          <w:rFonts w:ascii="Times New Roman" w:hAnsi="Times New Roman" w:cs="Times New Roman"/>
-        </w:rPr>
-      </w:pPr>
-    </w:p>
-    <w:p>
-      <w:pPr>
-        <w:rPr>
-          <w:rFonts w:ascii="Times New Roman" w:hAnsi="Times New Roman" w:cs="Times New Roman"/>
-        </w:rPr>
-      </w:pPr>
-    </w:p>
-    <w:p>
-      <w:pPr>
-        <w:rPr>
-          <w:rFonts w:ascii="Times New Roman" w:hAnsi="Times New Roman" w:cs="Times New Roman"/>
-        </w:rPr>
-      </w:pPr>
-    </w:p>
-    <w:p>
-      <w:pPr>
-        <w:rPr>
-          <w:rFonts w:ascii="Times New Roman" w:hAnsi="Times New Roman" w:cs="Times New Roman"/>
-        </w:rPr>
-      </w:pPr>
-    </w:p>
-    <w:p>
-      <w:pPr>
-        <w:rPr>
-          <w:rFonts w:ascii="Times New Roman" w:hAnsi="Times New Roman" w:cs="Times New Roman"/>
-        </w:rPr>
-      </w:pPr>
-    </w:p>
-    <w:p>
-      <w:pPr>
-        <w:rPr>
-          <w:rFonts w:ascii="Times New Roman" w:hAnsi="Times New Roman" w:cs="Times New Roman"/>
-        </w:rPr>
-      </w:pPr>
-    </w:p>
-    <w:p>
-      <w:pPr>
-        <w:rPr>
-          <w:rFonts w:ascii="Times New Roman" w:hAnsi="Times New Roman" w:cs="Times New Roman"/>
-        </w:rPr>
-      </w:pPr>
-    </w:p>
-    <w:p>
-      <w:pPr>
-        <w:rPr>
-          <w:rFonts w:ascii="Times New Roman" w:hAnsi="Times New Roman" w:cs="Times New Roman"/>
-        </w:rPr>
-      </w:pPr>
-    </w:p>
-    <w:p>
-      <w:pPr>
-        <w:rPr>
-          <w:rFonts w:ascii="Times New Roman" w:hAnsi="Times New Roman" w:cs="Times New Roman"/>
-        </w:rPr>
-      </w:pPr>
-    </w:p>
-    <w:p>
-      <w:pPr>
-        <w:rPr>
-          <w:rFonts w:ascii="Times New Roman" w:hAnsi="Times New Roman" w:cs="Times New Roman"/>
-        </w:rPr>
-      </w:pPr>
-    </w:p>
-    <w:p>
-      <w:pPr>
-        <w:rPr>
-          <w:rFonts w:ascii="Times New Roman" w:hAnsi="Times New Roman" w:cs="Times New Roman"/>
-        </w:rPr>
-      </w:pPr>
-    </w:p>
-    <w:p>
-      <w:pPr>
-        <w:rPr>
-          <w:rFonts w:ascii="Times New Roman" w:hAnsi="Times New Roman" w:cs="Times New Roman"/>
-        </w:rPr>
-      </w:pPr>
-    </w:p>
-    <w:p>
-      <w:pPr>
-        <w:rPr>
-          <w:rFonts w:ascii="Times New Roman" w:hAnsi="Times New Roman" w:cs="Times New Roman"/>
-        </w:rPr>
-      </w:pPr>
-    </w:p>
-    <w:p>
-      <w:pPr>
-        <w:rPr>
-          <w:rFonts w:ascii="Calibri" w:hAnsi="Calibri" w:cs="Calibri"/>
-          <w:sz w:val="22"/>
-          <w:szCs w:val="22"/>
-          <w:u w:val="single"/>
-        </w:rPr>
-      </w:pPr>
-      <w:r>
-        <w:rPr>
-          <w:rFonts w:ascii="Times New Roman" w:hAnsi="Times New Roman" w:cs="Times New Roman"/>
-          <w:u w:val="single"/>
-        </w:rPr>
-        <w:t>Functional Requirements -</w:t>
-      </w:r>
-      <w:r>
-        <w:rPr>
-          <w:rFonts w:ascii="Calibri" w:hAnsi="Calibri" w:cs="Calibri"/>
-          <w:sz w:val="22"/>
-          <w:szCs w:val="22"/>
-          <w:u w:val="single"/>
-        </w:rPr>
-        <w:t xml:space="preserve"> describe what the software </w:t>
+        <w:jc w:val="center"/>
+      </w:pPr>
+    </w:p>
+    <w:p>
+      <w:pPr>
+        <w:jc w:val="center"/>
+      </w:pPr>
+    </w:p>
+    <w:p>
+      <w:pPr>
+        <w:jc w:val="center"/>
+      </w:pPr>
+    </w:p>
+    <w:p>
+      <w:pPr>
+        <w:jc w:val="center"/>
+      </w:pPr>
+    </w:p>
+    <w:p>
+      <w:pPr>
+        <w:jc w:val="center"/>
+      </w:pPr>
+    </w:p>
+    <w:p>
+      <w:pPr>
+        <w:jc w:val="center"/>
+      </w:pPr>
+    </w:p>
+    <w:p>
+      <w:pPr>
+        <w:jc w:val="center"/>
+      </w:pPr>
+    </w:p>
+    <w:p>
+      <w:pPr>
+        <w:jc w:val="center"/>
+      </w:pPr>
+    </w:p>
+    <w:p>
+      <w:pPr>
+        <w:jc w:val="center"/>
+      </w:pPr>
+    </w:p>
+    <w:p>
+      <w:pPr>
+        <w:jc w:val="center"/>
+      </w:pPr>
+    </w:p>
+    <w:p>
+      <w:pPr>
+        <w:jc w:val="center"/>
+      </w:pPr>
+    </w:p>
+    <w:p>
+      <w:pPr>
+        <w:jc w:val="center"/>
+      </w:pPr>
+    </w:p>
+    <w:p>
+      <w:pPr>
+        <w:jc w:val="center"/>
+      </w:pPr>
+    </w:p>
+    <w:p>
+      <w:pPr>
+        <w:jc w:val="center"/>
+      </w:pPr>
+    </w:p>
+    <w:p>
+      <w:pPr>
+        <w:jc w:val="center"/>
+      </w:pPr>
+    </w:p>
+    <w:p>
+      <w:pPr>
+        <w:jc w:val="center"/>
+      </w:pPr>
+    </w:p>
+    <w:p>
+      <w:pPr>
+        <w:jc w:val="center"/>
+      </w:pPr>
+    </w:p>
+    <w:p>
+      <w:pPr>
+        <w:jc w:val="center"/>
+      </w:pPr>
+    </w:p>
+    <w:p>
+      <w:pPr>
+        <w:jc w:val="center"/>
+      </w:pPr>
+    </w:p>
+    <w:p>
+      <w:pPr>
+        <w:jc w:val="center"/>
+      </w:pPr>
+    </w:p>
+    <w:p>
+      <w:pPr>
+        <w:jc w:val="center"/>
+      </w:pPr>
+    </w:p>
+    <w:p>
+      <w:pPr>
+        <w:jc w:val="center"/>
+      </w:pPr>
+    </w:p>
+    <w:p>
+      <w:pPr>
+        <w:jc w:val="center"/>
+      </w:pPr>
+    </w:p>
+    <w:p>
+      <w:pPr>
+        <w:jc w:val="center"/>
+      </w:pPr>
+    </w:p>
+    <w:p>
+      <w:r>
+        <w:t xml:space="preserve">Functional requirements </w:t>
+      </w:r>
+      <w:r>
+        <w:rPr>
+          <w:rFonts w:ascii="Calibri" w:hAnsi="Calibri" w:cs="Calibri"/>
+          <w:sz w:val="22"/>
+          <w:szCs w:val="22"/>
+        </w:rPr>
+        <w:t xml:space="preserve">- describe what the software </w:t>
       </w:r>
       <w:proofErr w:type="gramStart"/>
       <w:r>
@@ -260,7 +221,6 @@
           <w:rFonts w:ascii="Calibri" w:hAnsi="Calibri" w:cs="Calibri"/>
           <w:sz w:val="22"/>
           <w:szCs w:val="22"/>
-          <w:u w:val="single"/>
         </w:rPr>
         <w:t>does</w:t>
       </w:r>
@@ -282,23 +242,7 @@
           <w:sz w:val="22"/>
           <w:szCs w:val="22"/>
         </w:rPr>
-        <w:t>Display</w:t>
-      </w:r>
-      <w:r>
-        <w:rPr>
-          <w:rFonts w:ascii="Calibri" w:hAnsi="Calibri" w:cs="Calibri"/>
-          <w:sz w:val="22"/>
-          <w:szCs w:val="22"/>
-        </w:rPr>
-        <w:t>s</w:t>
-      </w:r>
-      <w:r>
-        <w:rPr>
-          <w:rFonts w:ascii="Calibri" w:hAnsi="Calibri" w:cs="Calibri"/>
-          <w:sz w:val="22"/>
-          <w:szCs w:val="22"/>
-        </w:rPr>
-        <w:t xml:space="preserve"> wanted </w:t>
+        <w:t xml:space="preserve">Display wanted </w:t>
       </w:r>
       <w:proofErr w:type="gramStart"/>
       <w:r>
@@ -327,23 +271,7 @@
           <w:sz w:val="22"/>
           <w:szCs w:val="22"/>
         </w:rPr>
-        <w:t>Allow</w:t>
-      </w:r>
-      <w:r>
-        <w:rPr>
-          <w:rFonts w:ascii="Calibri" w:hAnsi="Calibri" w:cs="Calibri"/>
-          <w:sz w:val="22"/>
-          <w:szCs w:val="22"/>
-        </w:rPr>
-        <w:t>s</w:t>
-      </w:r>
-      <w:r>
-        <w:rPr>
-          <w:rFonts w:ascii="Calibri" w:hAnsi="Calibri" w:cs="Calibri"/>
-          <w:sz w:val="22"/>
-          <w:szCs w:val="22"/>
-        </w:rPr>
-        <w:t xml:space="preserve"> users to upload </w:t>
+        <w:t xml:space="preserve">Allow users to upload </w:t>
       </w:r>
       <w:proofErr w:type="gramStart"/>
       <w:r>
@@ -372,23 +300,7 @@
           <w:sz w:val="22"/>
           <w:szCs w:val="22"/>
         </w:rPr>
-        <w:t>Allow</w:t>
-      </w:r>
-      <w:r>
-        <w:rPr>
-          <w:rFonts w:ascii="Calibri" w:hAnsi="Calibri" w:cs="Calibri"/>
-          <w:sz w:val="22"/>
-          <w:szCs w:val="22"/>
-        </w:rPr>
-        <w:t>s</w:t>
-      </w:r>
-      <w:r>
-        <w:rPr>
-          <w:rFonts w:ascii="Calibri" w:hAnsi="Calibri" w:cs="Calibri"/>
-          <w:sz w:val="22"/>
-          <w:szCs w:val="22"/>
-        </w:rPr>
-        <w:t xml:space="preserve"> users to select </w:t>
+        <w:t xml:space="preserve">Allow users to select </w:t>
       </w:r>
       <w:proofErr w:type="gramStart"/>
       <w:r>
@@ -417,23 +329,7 @@
           <w:sz w:val="22"/>
           <w:szCs w:val="22"/>
         </w:rPr>
-        <w:t>Allow</w:t>
-      </w:r>
-      <w:r>
-        <w:rPr>
-          <w:rFonts w:ascii="Calibri" w:hAnsi="Calibri" w:cs="Calibri"/>
-          <w:sz w:val="22"/>
-          <w:szCs w:val="22"/>
-        </w:rPr>
-        <w:t>s</w:t>
-      </w:r>
-      <w:r>
-        <w:rPr>
-          <w:rFonts w:ascii="Calibri" w:hAnsi="Calibri" w:cs="Calibri"/>
-          <w:sz w:val="22"/>
-          <w:szCs w:val="22"/>
-        </w:rPr>
-        <w:t xml:space="preserve"> user to apply for </w:t>
+        <w:t xml:space="preserve">Allow user to apply for </w:t>
       </w:r>
       <w:proofErr w:type="gramStart"/>
       <w:r>
@@ -491,32 +387,10 @@
           <w:sz w:val="22"/>
           <w:szCs w:val="22"/>
         </w:rPr>
-        <w:t>Display</w:t>
-      </w:r>
-      <w:r>
-        <w:rPr>
-          <w:rFonts w:ascii="Calibri" w:hAnsi="Calibri" w:cs="Calibri"/>
-          <w:sz w:val="22"/>
-          <w:szCs w:val="22"/>
-        </w:rPr>
-        <w:t>s</w:t>
-      </w:r>
-      <w:r>
-        <w:rPr>
-          <w:rFonts w:ascii="Calibri" w:hAnsi="Calibri" w:cs="Calibri"/>
-          <w:sz w:val="22"/>
-          <w:szCs w:val="22"/>
-        </w:rPr>
-        <w:t xml:space="preserve"> profile page</w:t>
-      </w:r>
-    </w:p>
-    <w:p>
-      <w:pPr>
-        <w:rPr>
-          <w:rFonts w:ascii="Times New Roman" w:hAnsi="Times New Roman" w:cs="Times New Roman"/>
-        </w:rPr>
-      </w:pPr>
-    </w:p>
+        <w:t>Display profile page</w:t>
+      </w:r>
+    </w:p>
+    <w:p/>
     <w:sectPr>
       <w:pgSz w:w="12240" w:h="15840"/>
       <w:pgMar w:top="1440" w:right="1440" w:bottom="1440" w:left="1440" w:header="720" w:footer="720" w:gutter="0"/>
@@ -540,11 +414,7 @@
         <w14:ligatures w14:val="standardContextual"/>
       </w:rPr>
     </w:rPrDefault>
-    <w:pPrDefault>
-      <w:pPr>
-        <w:spacing w:after="160" w:line="278" w:lineRule="auto"/>
-      </w:pPr>
-    </w:pPrDefault>
+    <w:pPrDefault/>
   </w:docDefaults>
   <w:latentStyles w:defLockedState="0" w:defUIPriority="99" w:defSemiHidden="0" w:defUnhideWhenUsed="0" w:defQFormat="0" w:count="376">
     <w:lsdException w:name="Normal" w:uiPriority="0" w:qFormat="1"/>
@@ -928,205 +798,6 @@
     <w:name w:val="Normal"/>
     <w:qFormat/>
   </w:style>
-  <w:style w:type="paragraph" w:styleId="Heading1">
-    <w:name w:val="heading 1"/>
-    <w:basedOn w:val="Normal"/>
-    <w:next w:val="Normal"/>
-    <w:link w:val="Heading1Char"/>
-    <w:uiPriority w:val="9"/>
-    <w:qFormat/>
-    <w:rsid w:val="00840D6B"/>
-    <w:pPr>
-      <w:keepNext/>
-      <w:keepLines/>
-      <w:spacing w:before="360" w:after="80"/>
-      <w:outlineLvl w:val="0"/>
-    </w:pPr>
-    <w:rPr>
-      <w:rFonts w:asciiTheme="majorHAnsi" w:eastAsiaTheme="majorEastAsia" w:hAnsiTheme="majorHAnsi" w:cstheme="majorBidi"/>
-      <w:color w:val="0F4761" w:themeColor="accent1" w:themeShade="BF"/>
-      <w:sz w:val="40"/>
-      <w:szCs w:val="40"/>
-    </w:rPr>
-  </w:style>
-  <w:style w:type="paragraph" w:styleId="Heading2">
-    <w:name w:val="heading 2"/>
-    <w:basedOn w:val="Normal"/>
-    <w:next w:val="Normal"/>
-    <w:link w:val="Heading2Char"/>
-    <w:uiPriority w:val="9"/>
-    <w:semiHidden/>
-    <w:unhideWhenUsed/>
-    <w:qFormat/>
-    <w:rsid w:val="00840D6B"/>
-    <w:pPr>
-      <w:keepNext/>
-      <w:keepLines/>
-      <w:spacing w:before="160" w:after="80"/>
-      <w:outlineLvl w:val="1"/>
-    </w:pPr>
-    <w:rPr>
-      <w:rFonts w:asciiTheme="majorHAnsi" w:eastAsiaTheme="majorEastAsia" w:hAnsiTheme="majorHAnsi" w:cstheme="majorBidi"/>
-      <w:color w:val="0F4761" w:themeColor="accent1" w:themeShade="BF"/>
-      <w:sz w:val="32"/>
-      <w:szCs w:val="32"/>
-    </w:rPr>
-  </w:style>
-  <w:style w:type="paragraph" w:styleId="Heading3">
-    <w:name w:val="heading 3"/>
-    <w:basedOn w:val="Normal"/>
-    <w:next w:val="Normal"/>
-    <w:link w:val="Heading3Char"/>
-    <w:uiPriority w:val="9"/>
-    <w:semiHidden/>
-    <w:unhideWhenUsed/>
-    <w:qFormat/>
-    <w:rsid w:val="00840D6B"/>
-    <w:pPr>
-      <w:keepNext/>
-      <w:keepLines/>
-      <w:spacing w:before="160" w:after="80"/>
-      <w:outlineLvl w:val="2"/>
-    </w:pPr>
-    <w:rPr>
-      <w:rFonts w:eastAsiaTheme="majorEastAsia" w:cstheme="majorBidi"/>
-      <w:color w:val="0F4761" w:themeColor="accent1" w:themeShade="BF"/>
-      <w:sz w:val="28"/>
-      <w:szCs w:val="28"/>
-    </w:rPr>
-  </w:style>
-  <w:style w:type="paragraph" w:styleId="Heading4">
-    <w:name w:val="heading 4"/>
-    <w:basedOn w:val="Normal"/>
-    <w:next w:val="Normal"/>
-    <w:link w:val="Heading4Char"/>
-    <w:uiPriority w:val="9"/>
-    <w:semiHidden/>
-    <w:unhideWhenUsed/>
-    <w:qFormat/>
-    <w:rsid w:val="00840D6B"/>
-    <w:pPr>
-      <w:keepNext/>
-      <w:keepLines/>
-      <w:spacing w:before="80" w:after="40"/>
-      <w:outlineLvl w:val="3"/>
-    </w:pPr>
-    <w:rPr>
-      <w:rFonts w:eastAsiaTheme="majorEastAsia" w:cstheme="majorBidi"/>
-      <w:i/>
-      <w:iCs/>
-      <w:color w:val="0F4761" w:themeColor="accent1" w:themeShade="BF"/>
-    </w:rPr>
-  </w:style>
-  <w:style w:type="paragraph" w:styleId="Heading5">
-    <w:name w:val="heading 5"/>
-    <w:basedOn w:val="Normal"/>
-    <w:next w:val="Normal"/>
-    <w:link w:val="Heading5Char"/>
-    <w:uiPriority w:val="9"/>
-    <w:semiHidden/>
-    <w:unhideWhenUsed/>
-    <w:qFormat/>
-    <w:rsid w:val="00840D6B"/>
-    <w:pPr>
-      <w:keepNext/>
-      <w:keepLines/>
-      <w:spacing w:before="80" w:after="40"/>
-      <w:outlineLvl w:val="4"/>
-    </w:pPr>
-    <w:rPr>
-      <w:rFonts w:eastAsiaTheme="majorEastAsia" w:cstheme="majorBidi"/>
-      <w:color w:val="0F4761" w:themeColor="accent1" w:themeShade="BF"/>
-    </w:rPr>
-  </w:style>
-  <w:style w:type="paragraph" w:styleId="Heading6">
-    <w:name w:val="heading 6"/>
-    <w:basedOn w:val="Normal"/>
-    <w:next w:val="Normal"/>
-    <w:link w:val="Heading6Char"/>
-    <w:uiPriority w:val="9"/>
-    <w:semiHidden/>
-    <w:unhideWhenUsed/>
-    <w:qFormat/>
-    <w:rsid w:val="00840D6B"/>
-    <w:pPr>
-      <w:keepNext/>
-      <w:keepLines/>
-      <w:spacing w:before="40" w:after="0"/>
-      <w:outlineLvl w:val="5"/>
-    </w:pPr>
-    <w:rPr>
-      <w:rFonts w:eastAsiaTheme="majorEastAsia" w:cstheme="majorBidi"/>
-      <w:i/>
-      <w:iCs/>
-      <w:color w:val="595959" w:themeColor="text1" w:themeTint="A6"/>
-    </w:rPr>
-  </w:style>
-  <w:style w:type="paragraph" w:styleId="Heading7">
-    <w:name w:val="heading 7"/>
-    <w:basedOn w:val="Normal"/>
-    <w:next w:val="Normal"/>
-    <w:link w:val="Heading7Char"/>
-    <w:uiPriority w:val="9"/>
-    <w:semiHidden/>
-    <w:unhideWhenUsed/>
-    <w:qFormat/>
-    <w:rsid w:val="00840D6B"/>
-    <w:pPr>
-      <w:keepNext/>
-      <w:keepLines/>
-      <w:spacing w:before="40" w:after="0"/>
-      <w:outlineLvl w:val="6"/>
-    </w:pPr>
-    <w:rPr>
-      <w:rFonts w:eastAsiaTheme="majorEastAsia" w:cstheme="majorBidi"/>
-      <w:color w:val="595959" w:themeColor="text1" w:themeTint="A6"/>
-    </w:rPr>
-  </w:style>
-  <w:style w:type="paragraph" w:styleId="Heading8">
-    <w:name w:val="heading 8"/>
-    <w:basedOn w:val="Normal"/>
-    <w:next w:val="Normal"/>
-    <w:link w:val="Heading8Char"/>
-    <w:uiPriority w:val="9"/>
-    <w:semiHidden/>
-    <w:unhideWhenUsed/>
-    <w:qFormat/>
-    <w:rsid w:val="00840D6B"/>
-    <w:pPr>
-      <w:keepNext/>
-      <w:keepLines/>
-      <w:spacing w:after="0"/>
-      <w:outlineLvl w:val="7"/>
-    </w:pPr>
-    <w:rPr>
-      <w:rFonts w:eastAsiaTheme="majorEastAsia" w:cstheme="majorBidi"/>
-      <w:i/>
-      <w:iCs/>
-      <w:color w:val="272727" w:themeColor="text1" w:themeTint="D8"/>
-    </w:rPr>
-  </w:style>
-  <w:style w:type="paragraph" w:styleId="Heading9">
-    <w:name w:val="heading 9"/>
-    <w:basedOn w:val="Normal"/>
-    <w:next w:val="Normal"/>
-    <w:link w:val="Heading9Char"/>
-    <w:uiPriority w:val="9"/>
-    <w:semiHidden/>
-    <w:unhideWhenUsed/>
-    <w:qFormat/>
-    <w:rsid w:val="00840D6B"/>
-    <w:pPr>
-      <w:keepNext/>
-      <w:keepLines/>
-      <w:spacing w:after="0"/>
-      <w:outlineLvl w:val="8"/>
-    </w:pPr>
-    <w:rPr>
-      <w:rFonts w:eastAsiaTheme="majorEastAsia" w:cstheme="majorBidi"/>
-      <w:color w:val="272727" w:themeColor="text1" w:themeTint="D8"/>
-    </w:rPr>
-  </w:style>
   <w:style w:type="character" w:default="1" w:styleId="DefaultParagraphFont">
     <w:name w:val="Default Paragraph Font"/>
     <w:uiPriority w:val="1"/>
@@ -1154,305 +825,15 @@
     <w:semiHidden/>
     <w:unhideWhenUsed/>
   </w:style>
-  <w:style w:type="character" w:customStyle="1" w:styleId="Heading1Char">
-    <w:name w:val="Heading 1 Char"/>
-    <w:basedOn w:val="DefaultParagraphFont"/>
-    <w:link w:val="Heading1"/>
-    <w:uiPriority w:val="9"/>
-    <w:rsid w:val="00840D6B"/>
-    <w:rPr>
-      <w:rFonts w:asciiTheme="majorHAnsi" w:eastAsiaTheme="majorEastAsia" w:hAnsiTheme="majorHAnsi" w:cstheme="majorBidi"/>
-      <w:color w:val="0F4761" w:themeColor="accent1" w:themeShade="BF"/>
-      <w:sz w:val="40"/>
-      <w:szCs w:val="40"/>
-    </w:rPr>
-  </w:style>
-  <w:style w:type="character" w:customStyle="1" w:styleId="Heading2Char">
-    <w:name w:val="Heading 2 Char"/>
-    <w:basedOn w:val="DefaultParagraphFont"/>
-    <w:link w:val="Heading2"/>
-    <w:uiPriority w:val="9"/>
-    <w:semiHidden/>
-    <w:rsid w:val="00840D6B"/>
-    <w:rPr>
-      <w:rFonts w:asciiTheme="majorHAnsi" w:eastAsiaTheme="majorEastAsia" w:hAnsiTheme="majorHAnsi" w:cstheme="majorBidi"/>
-      <w:color w:val="0F4761" w:themeColor="accent1" w:themeShade="BF"/>
-      <w:sz w:val="32"/>
-      <w:szCs w:val="32"/>
-    </w:rPr>
-  </w:style>
-  <w:style w:type="character" w:customStyle="1" w:styleId="Heading3Char">
-    <w:name w:val="Heading 3 Char"/>
-    <w:basedOn w:val="DefaultParagraphFont"/>
-    <w:link w:val="Heading3"/>
-    <w:uiPriority w:val="9"/>
-    <w:semiHidden/>
-    <w:rsid w:val="00840D6B"/>
-    <w:rPr>
-      <w:rFonts w:eastAsiaTheme="majorEastAsia" w:cstheme="majorBidi"/>
-      <w:color w:val="0F4761" w:themeColor="accent1" w:themeShade="BF"/>
-      <w:sz w:val="28"/>
-      <w:szCs w:val="28"/>
-    </w:rPr>
-  </w:style>
-  <w:style w:type="character" w:customStyle="1" w:styleId="Heading4Char">
-    <w:name w:val="Heading 4 Char"/>
-    <w:basedOn w:val="DefaultParagraphFont"/>
-    <w:link w:val="Heading4"/>
-    <w:uiPriority w:val="9"/>
-    <w:semiHidden/>
-    <w:rsid w:val="00840D6B"/>
-    <w:rPr>
-      <w:rFonts w:eastAsiaTheme="majorEastAsia" w:cstheme="majorBidi"/>
-      <w:i/>
-      <w:iCs/>
-      <w:color w:val="0F4761" w:themeColor="accent1" w:themeShade="BF"/>
-    </w:rPr>
-  </w:style>
-  <w:style w:type="character" w:customStyle="1" w:styleId="Heading5Char">
-    <w:name w:val="Heading 5 Char"/>
-    <w:basedOn w:val="DefaultParagraphFont"/>
-    <w:link w:val="Heading5"/>
-    <w:uiPriority w:val="9"/>
-    <w:semiHidden/>
-    <w:rsid w:val="00840D6B"/>
-    <w:rPr>
-      <w:rFonts w:eastAsiaTheme="majorEastAsia" w:cstheme="majorBidi"/>
-      <w:color w:val="0F4761" w:themeColor="accent1" w:themeShade="BF"/>
-    </w:rPr>
-  </w:style>
-  <w:style w:type="character" w:customStyle="1" w:styleId="Heading6Char">
-    <w:name w:val="Heading 6 Char"/>
-    <w:basedOn w:val="DefaultParagraphFont"/>
-    <w:link w:val="Heading6"/>
-    <w:uiPriority w:val="9"/>
-    <w:semiHidden/>
-    <w:rsid w:val="00840D6B"/>
-    <w:rPr>
-      <w:rFonts w:eastAsiaTheme="majorEastAsia" w:cstheme="majorBidi"/>
-      <w:i/>
-      <w:iCs/>
-      <w:color w:val="595959" w:themeColor="text1" w:themeTint="A6"/>
-    </w:rPr>
-  </w:style>
-  <w:style w:type="character" w:customStyle="1" w:styleId="Heading7Char">
-    <w:name w:val="Heading 7 Char"/>
-    <w:basedOn w:val="DefaultParagraphFont"/>
-    <w:link w:val="Heading7"/>
-    <w:uiPriority w:val="9"/>
-    <w:semiHidden/>
-    <w:rsid w:val="00840D6B"/>
-    <w:rPr>
-      <w:rFonts w:eastAsiaTheme="majorEastAsia" w:cstheme="majorBidi"/>
-      <w:color w:val="595959" w:themeColor="text1" w:themeTint="A6"/>
-    </w:rPr>
-  </w:style>
-  <w:style w:type="character" w:customStyle="1" w:styleId="Heading8Char">
-    <w:name w:val="Heading 8 Char"/>
-    <w:basedOn w:val="DefaultParagraphFont"/>
-    <w:link w:val="Heading8"/>
-    <w:uiPriority w:val="9"/>
-    <w:semiHidden/>
-    <w:rsid w:val="00840D6B"/>
-    <w:rPr>
-      <w:rFonts w:eastAsiaTheme="majorEastAsia" w:cstheme="majorBidi"/>
-      <w:i/>
-      <w:iCs/>
-      <w:color w:val="272727" w:themeColor="text1" w:themeTint="D8"/>
-    </w:rPr>
-  </w:style>
-  <w:style w:type="character" w:customStyle="1" w:styleId="Heading9Char">
-    <w:name w:val="Heading 9 Char"/>
-    <w:basedOn w:val="DefaultParagraphFont"/>
-    <w:link w:val="Heading9"/>
-    <w:uiPriority w:val="9"/>
-    <w:semiHidden/>
-    <w:rsid w:val="00840D6B"/>
-    <w:rPr>
-      <w:rFonts w:eastAsiaTheme="majorEastAsia" w:cstheme="majorBidi"/>
-      <w:color w:val="272727" w:themeColor="text1" w:themeTint="D8"/>
-    </w:rPr>
-  </w:style>
-  <w:style w:type="paragraph" w:styleId="Title">
-    <w:name w:val="Title"/>
-    <w:basedOn w:val="Normal"/>
-    <w:next w:val="Normal"/>
-    <w:link w:val="TitleChar"/>
-    <w:uiPriority w:val="10"/>
-    <w:qFormat/>
-    <w:rsid w:val="00840D6B"/>
-    <w:pPr>
-      <w:spacing w:after="80" w:line="240" w:lineRule="auto"/>
-      <w:contextualSpacing/>
-    </w:pPr>
-    <w:rPr>
-      <w:rFonts w:asciiTheme="majorHAnsi" w:eastAsiaTheme="majorEastAsia" w:hAnsiTheme="majorHAnsi" w:cstheme="majorBidi"/>
-      <w:spacing w:val="-10"/>
-      <w:kern w:val="28"/>
-      <w:sz w:val="56"/>
-      <w:szCs w:val="56"/>
-    </w:rPr>
-  </w:style>
-  <w:style w:type="character" w:customStyle="1" w:styleId="TitleChar">
-    <w:name w:val="Title Char"/>
-    <w:basedOn w:val="DefaultParagraphFont"/>
-    <w:link w:val="Title"/>
-    <w:uiPriority w:val="10"/>
-    <w:rsid w:val="00840D6B"/>
-    <w:rPr>
-      <w:rFonts w:asciiTheme="majorHAnsi" w:eastAsiaTheme="majorEastAsia" w:hAnsiTheme="majorHAnsi" w:cstheme="majorBidi"/>
-      <w:spacing w:val="-10"/>
-      <w:kern w:val="28"/>
-      <w:sz w:val="56"/>
-      <w:szCs w:val="56"/>
-    </w:rPr>
-  </w:style>
-  <w:style w:type="paragraph" w:styleId="Subtitle">
-    <w:name w:val="Subtitle"/>
-    <w:basedOn w:val="Normal"/>
-    <w:next w:val="Normal"/>
-    <w:link w:val="SubtitleChar"/>
-    <w:uiPriority w:val="11"/>
-    <w:qFormat/>
-    <w:rsid w:val="00840D6B"/>
-    <w:pPr>
-      <w:numPr>
-        <w:ilvl w:val="1"/>
-      </w:numPr>
-    </w:pPr>
-    <w:rPr>
-      <w:rFonts w:eastAsiaTheme="majorEastAsia" w:cstheme="majorBidi"/>
-      <w:color w:val="595959" w:themeColor="text1" w:themeTint="A6"/>
-      <w:spacing w:val="15"/>
-      <w:sz w:val="28"/>
-      <w:szCs w:val="28"/>
-    </w:rPr>
-  </w:style>
-  <w:style w:type="character" w:customStyle="1" w:styleId="SubtitleChar">
-    <w:name w:val="Subtitle Char"/>
-    <w:basedOn w:val="DefaultParagraphFont"/>
-    <w:link w:val="Subtitle"/>
-    <w:uiPriority w:val="11"/>
-    <w:rsid w:val="00840D6B"/>
-    <w:rPr>
-      <w:rFonts w:eastAsiaTheme="majorEastAsia" w:cstheme="majorBidi"/>
-      <w:color w:val="595959" w:themeColor="text1" w:themeTint="A6"/>
-      <w:spacing w:val="15"/>
-      <w:sz w:val="28"/>
-      <w:szCs w:val="28"/>
-    </w:rPr>
-  </w:style>
-  <w:style w:type="paragraph" w:styleId="Quote">
-    <w:name w:val="Quote"/>
-    <w:basedOn w:val="Normal"/>
-    <w:next w:val="Normal"/>
-    <w:link w:val="QuoteChar"/>
-    <w:uiPriority w:val="29"/>
-    <w:qFormat/>
-    <w:rsid w:val="00840D6B"/>
-    <w:pPr>
-      <w:spacing w:before="160"/>
-      <w:jc w:val="center"/>
-    </w:pPr>
-    <w:rPr>
-      <w:i/>
-      <w:iCs/>
-      <w:color w:val="404040" w:themeColor="text1" w:themeTint="BF"/>
-    </w:rPr>
-  </w:style>
-  <w:style w:type="character" w:customStyle="1" w:styleId="QuoteChar">
-    <w:name w:val="Quote Char"/>
-    <w:basedOn w:val="DefaultParagraphFont"/>
-    <w:link w:val="Quote"/>
-    <w:uiPriority w:val="29"/>
-    <w:rsid w:val="00840D6B"/>
-    <w:rPr>
-      <w:i/>
-      <w:iCs/>
-      <w:color w:val="404040" w:themeColor="text1" w:themeTint="BF"/>
-    </w:rPr>
-  </w:style>
-  <w:style w:type="paragraph" w:styleId="ListParagraph">
-    <w:name w:val="List Paragraph"/>
-    <w:basedOn w:val="Normal"/>
-    <w:uiPriority w:val="34"/>
-    <w:qFormat/>
-    <w:rsid w:val="00840D6B"/>
-    <w:pPr>
-      <w:ind w:left="720"/>
-      <w:contextualSpacing/>
-    </w:pPr>
-  </w:style>
-  <w:style w:type="character" w:styleId="IntenseEmphasis">
-    <w:name w:val="Intense Emphasis"/>
-    <w:basedOn w:val="DefaultParagraphFont"/>
-    <w:uiPriority w:val="21"/>
-    <w:qFormat/>
-    <w:rsid w:val="00840D6B"/>
-    <w:rPr>
-      <w:i/>
-      <w:iCs/>
-      <w:color w:val="0F4761" w:themeColor="accent1" w:themeShade="BF"/>
-    </w:rPr>
-  </w:style>
-  <w:style w:type="paragraph" w:styleId="IntenseQuote">
-    <w:name w:val="Intense Quote"/>
-    <w:basedOn w:val="Normal"/>
-    <w:next w:val="Normal"/>
-    <w:link w:val="IntenseQuoteChar"/>
-    <w:uiPriority w:val="30"/>
-    <w:qFormat/>
-    <w:rsid w:val="00840D6B"/>
-    <w:pPr>
-      <w:pBdr>
-        <w:top w:val="single" w:sz="4" w:space="10" w:color="0F4761" w:themeColor="accent1" w:themeShade="BF"/>
-        <w:bottom w:val="single" w:sz="4" w:space="10" w:color="0F4761" w:themeColor="accent1" w:themeShade="BF"/>
-      </w:pBdr>
-      <w:spacing w:before="360" w:after="360"/>
-      <w:ind w:left="864" w:right="864"/>
-      <w:jc w:val="center"/>
-    </w:pPr>
-    <w:rPr>
-      <w:i/>
-      <w:iCs/>
-      <w:color w:val="0F4761" w:themeColor="accent1" w:themeShade="BF"/>
-    </w:rPr>
-  </w:style>
-  <w:style w:type="character" w:customStyle="1" w:styleId="IntenseQuoteChar">
-    <w:name w:val="Intense Quote Char"/>
-    <w:basedOn w:val="DefaultParagraphFont"/>
-    <w:link w:val="IntenseQuote"/>
-    <w:uiPriority w:val="30"/>
-    <w:rsid w:val="00840D6B"/>
-    <w:rPr>
-      <w:i/>
-      <w:iCs/>
-      <w:color w:val="0F4761" w:themeColor="accent1" w:themeShade="BF"/>
-    </w:rPr>
-  </w:style>
-  <w:style w:type="character" w:styleId="IntenseReference">
-    <w:name w:val="Intense Reference"/>
-    <w:basedOn w:val="DefaultParagraphFont"/>
-    <w:uiPriority w:val="32"/>
-    <w:qFormat/>
-    <w:rsid w:val="00840D6B"/>
-    <w:rPr>
-      <w:b/>
-      <w:bCs/>
-      <w:smallCaps/>
-      <w:color w:val="0F4761" w:themeColor="accent1" w:themeShade="BF"/>
-      <w:spacing w:val="5"/>
-    </w:rPr>
-  </w:style>
   <w:style w:type="paragraph" w:styleId="NormalWeb">
     <w:name w:val="Normal (Web)"/>
     <w:basedOn w:val="Normal"/>
     <w:uiPriority w:val="99"/>
     <w:semiHidden/>
     <w:unhideWhenUsed/>
-    <w:rsid w:val="00344F12"/>
+    <w:rsid w:val="008A4A74"/>
     <w:pPr>
-      <w:spacing w:before="100" w:beforeAutospacing="1" w:after="100" w:afterAutospacing="1" w:line="240" w:lineRule="auto"/>
+      <w:spacing w:before="100" w:beforeAutospacing="1" w:after="100" w:afterAutospacing="1"/>
     </w:pPr>
     <w:rPr>
       <w:rFonts w:ascii="Times New Roman" w:eastAsia="Times New Roman" w:hAnsi="Times New Roman" w:cs="Times New Roman"/>
@@ -1474,39 +855,39 @@
         <a:sysClr val="window" lastClr="FFFFFF"/>
       </a:lt1>
       <a:dk2>
-        <a:srgbClr val="0E2841"/>
+        <a:srgbClr val="44546A"/>
       </a:dk2>
       <a:lt2>
-        <a:srgbClr val="E8E8E8"/>
+        <a:srgbClr val="E7E6E6"/>
       </a:lt2>
       <a:accent1>
-        <a:srgbClr val="156082"/>
+        <a:srgbClr val="4472C4"/>
       </a:accent1>
       <a:accent2>
-        <a:srgbClr val="E97132"/>
+        <a:srgbClr val="ED7D31"/>
       </a:accent2>
       <a:accent3>
-        <a:srgbClr val="196B24"/>
+        <a:srgbClr val="A5A5A5"/>
       </a:accent3>
       <a:accent4>
-        <a:srgbClr val="0F9ED5"/>
+        <a:srgbClr val="FFC000"/>
       </a:accent4>
       <a:accent5>
-        <a:srgbClr val="A02B93"/>
+        <a:srgbClr val="5B9BD5"/>
       </a:accent5>
       <a:accent6>
-        <a:srgbClr val="4EA72E"/>
+        <a:srgbClr val="70AD47"/>
       </a:accent6>
       <a:hlink>
-        <a:srgbClr val="467886"/>
+        <a:srgbClr val="0563C1"/>
       </a:hlink>
       <a:folHlink>
-        <a:srgbClr val="96607D"/>
+        <a:srgbClr val="954F72"/>
       </a:folHlink>
     </a:clrScheme>
     <a:fontScheme name="Office">
       <a:majorFont>
-        <a:latin typeface="Aptos Display" panose="02110004020202020204"/>
+        <a:latin typeface="Calibri Light" panose="020F0302020204030204"/>
         <a:ea typeface=""/>
         <a:cs typeface=""/>
         <a:font script="Jpan" typeface="游ゴシック Light"/>
@@ -1558,7 +939,7 @@
         <a:font script="Tfng" typeface="Ebrima"/>
       </a:majorFont>
       <a:minorFont>
-        <a:latin typeface="Aptos" panose="02110004020202020204"/>
+        <a:latin typeface="Calibri" panose="020F0502020204030204"/>
         <a:ea typeface=""/>
         <a:cs typeface=""/>
         <a:font script="Jpan" typeface="游明朝"/>
@@ -1669,6 +1050,13 @@
         </a:gradFill>
       </a:fillStyleLst>
       <a:lnStyleLst>
+        <a:ln w="6350" cap="flat" cmpd="sng" algn="ctr">
+          <a:solidFill>
+            <a:schemeClr val="phClr"/>
+          </a:solidFill>
+          <a:prstDash val="solid"/>
+          <a:miter lim="800000"/>
+        </a:ln>
         <a:ln w="12700" cap="flat" cmpd="sng" algn="ctr">
           <a:solidFill>
             <a:schemeClr val="phClr"/>
@@ -1677,13 +1065,6 @@
           <a:miter lim="800000"/>
         </a:ln>
         <a:ln w="19050" cap="flat" cmpd="sng" algn="ctr">
-          <a:solidFill>
-            <a:schemeClr val="phClr"/>
-          </a:solidFill>
-          <a:prstDash val="solid"/>
-          <a:miter lim="800000"/>
-        </a:ln>
-        <a:ln w="25400" cap="flat" cmpd="sng" algn="ctr">
           <a:solidFill>
             <a:schemeClr val="phClr"/>
           </a:solidFill>
@@ -1748,31 +1129,11 @@
       </a:bgFillStyleLst>
     </a:fmtScheme>
   </a:themeElements>
-  <a:objectDefaults>
-    <a:lnDef>
-      <a:spPr/>
-      <a:bodyPr/>
-      <a:lstStyle/>
-      <a:style>
-        <a:lnRef idx="2">
-          <a:schemeClr val="accent1"/>
-        </a:lnRef>
-        <a:fillRef idx="0">
-          <a:schemeClr val="accent1"/>
-        </a:fillRef>
-        <a:effectRef idx="1">
-          <a:schemeClr val="accent1"/>
-        </a:effectRef>
-        <a:fontRef idx="minor">
-          <a:schemeClr val="tx1"/>
-        </a:fontRef>
-      </a:style>
-    </a:lnDef>
-  </a:objectDefaults>
+  <a:objectDefaults/>
   <a:extraClrSchemeLst/>
   <a:extLst>
     <a:ext uri="{05A4C25C-085E-4340-85A3-A5531E510DB2}">
-      <thm15:themeFamily xmlns:thm15="http://schemas.microsoft.com/office/thememl/2012/main" name="Office Theme" id="{2E142A2C-CD16-42D6-873A-C26D2A0506FA}" vid="{1BDDFF52-6CD6-40A5-AB3C-68EB2F1E4D0A}"/>
+      <thm15:themeFamily xmlns:thm15="http://schemas.microsoft.com/office/thememl/2012/main" name="Office Theme" id="{62F939B6-93AF-4DB8-9C6B-D6C7DFDC589F}" vid="{4A3C46E8-61CC-4603-A589-7422A47A8E4A}"/>
     </a:ext>
   </a:extLst>
 </a:theme>

--- a/REQUIREMENTS DOCUMENT.docx
+++ b/REQUIREMENTS DOCUMENT.docx
@@ -1,6 +1,6 @@
 
 <file path=word/document.xml><?xml version="1.0" encoding="utf-8"?>
-<w:document xmlns:wpc="http://schemas.microsoft.com/office/word/2010/wordprocessingCanvas" xmlns:cx="http://schemas.microsoft.com/office/drawing/2014/chartex" xmlns:cx1="http://schemas.microsoft.com/office/drawing/2015/9/8/chartex" xmlns:cx2="http://schemas.microsoft.com/office/drawing/2015/10/21/chartex" xmlns:cx3="http://schemas.microsoft.com/office/drawing/2016/5/9/chartex" xmlns:cx4="http://schemas.microsoft.com/office/drawing/2016/5/10/chartex" xmlns:cx5="http://schemas.microsoft.com/office/drawing/2016/5/11/chartex" xmlns:cx6="http://schemas.microsoft.com/office/drawing/2016/5/12/chartex" xmlns:cx7="http://schemas.microsoft.com/office/drawing/2016/5/13/chartex" xmlns:cx8="http://schemas.microsoft.com/office/drawing/2016/5/14/chartex" xmlns:mc="http://schemas.openxmlformats.org/markup-compatibility/2006" xmlns:aink="http://schemas.microsoft.com/office/drawing/2016/ink" xmlns:am3d="http://schemas.microsoft.com/office/drawing/2017/model3d" xmlns:o="urn:schemas-microsoft-com:office:office" xmlns:oel="http://schemas.microsoft.com/office/2019/extlst" xmlns:r="http://schemas.openxmlformats.org/officeDocument/2006/relationships" xmlns:m="http://schemas.openxmlformats.org/officeDocument/2006/math" xmlns:v="urn:schemas-microsoft-com:vml" xmlns:wp14="http://schemas.microsoft.com/office/word/2010/wordprocessingDrawing" xmlns:wp="http://schemas.openxmlformats.org/drawingml/2006/wordprocessingDrawing" xmlns:w10="urn:schemas-microsoft-com:office:word" xmlns:w="http://schemas.openxmlformats.org/wordprocessingml/2006/main" xmlns:w14="http://schemas.microsoft.com/office/word/2010/wordml" xmlns:w15="http://schemas.microsoft.com/office/word/2012/wordml" xmlns:w16cex="http://schemas.microsoft.com/office/word/2018/wordml/cex" xmlns:w16cid="http://schemas.microsoft.com/office/word/2016/wordml/cid" xmlns:w16="http://schemas.microsoft.com/office/word/2018/wordml" xmlns:w16sdtdh="http://schemas.microsoft.com/office/word/2020/wordml/sdtdatahash" xmlns:w16se="http://schemas.microsoft.com/office/word/2015/wordml/symex" xmlns:wpg="http://schemas.microsoft.com/office/word/2010/wordprocessingGroup" xmlns:wpi="http://schemas.microsoft.com/office/word/2010/wordprocessingInk" xmlns:wne="http://schemas.microsoft.com/office/word/2006/wordml" xmlns:wps="http://schemas.microsoft.com/office/word/2010/wordprocessingShape" mc:Ignorable="w14 w15 w16se w16cid w16 w16cex w16sdtdh wp14">
+<w:document xmlns:wpc="http://schemas.microsoft.com/office/word/2010/wordprocessingCanvas" xmlns:cx="http://schemas.microsoft.com/office/drawing/2014/chartex" xmlns:cx1="http://schemas.microsoft.com/office/drawing/2015/9/8/chartex" xmlns:cx2="http://schemas.microsoft.com/office/drawing/2015/10/21/chartex" xmlns:cx3="http://schemas.microsoft.com/office/drawing/2016/5/9/chartex" xmlns:cx4="http://schemas.microsoft.com/office/drawing/2016/5/10/chartex" xmlns:cx5="http://schemas.microsoft.com/office/drawing/2016/5/11/chartex" xmlns:cx6="http://schemas.microsoft.com/office/drawing/2016/5/12/chartex" xmlns:cx7="http://schemas.microsoft.com/office/drawing/2016/5/13/chartex" xmlns:cx8="http://schemas.microsoft.com/office/drawing/2016/5/14/chartex" xmlns:mc="http://schemas.openxmlformats.org/markup-compatibility/2006" xmlns:aink="http://schemas.microsoft.com/office/drawing/2016/ink" xmlns:am3d="http://schemas.microsoft.com/office/drawing/2017/model3d" xmlns:o="urn:schemas-microsoft-com:office:office" xmlns:oel="http://schemas.microsoft.com/office/2019/extlst" xmlns:r="http://schemas.openxmlformats.org/officeDocument/2006/relationships" xmlns:m="http://schemas.openxmlformats.org/officeDocument/2006/math" xmlns:v="urn:schemas-microsoft-com:vml" xmlns:wp14="http://schemas.microsoft.com/office/word/2010/wordprocessingDrawing" xmlns:wp="http://schemas.openxmlformats.org/drawingml/2006/wordprocessingDrawing" xmlns:w10="urn:schemas-microsoft-com:office:word" xmlns:w="http://schemas.openxmlformats.org/wordprocessingml/2006/main" xmlns:w14="http://schemas.microsoft.com/office/word/2010/wordml" xmlns:w15="http://schemas.microsoft.com/office/word/2012/wordml" xmlns:w16cex="http://schemas.microsoft.com/office/word/2018/wordml/cex" xmlns:w16cid="http://schemas.microsoft.com/office/word/2016/wordml/cid" xmlns:w16="http://schemas.microsoft.com/office/word/2018/wordml" xmlns:w16du="http://schemas.microsoft.com/office/word/2023/wordml/word16du" xmlns:w16sdtdh="http://schemas.microsoft.com/office/word/2020/wordml/sdtdatahash" xmlns:w16sdtfl="http://schemas.microsoft.com/office/word/2024/wordml/sdtformatlock" xmlns:w16se="http://schemas.microsoft.com/office/word/2015/wordml/symex" xmlns:wpg="http://schemas.microsoft.com/office/word/2010/wordprocessingGroup" xmlns:wpi="http://schemas.microsoft.com/office/word/2010/wordprocessingInk" xmlns:wne="http://schemas.microsoft.com/office/word/2006/wordml" xmlns:wps="http://schemas.microsoft.com/office/word/2010/wordprocessingShape" mc:Ignorable="w14 w15 w16se w16cid w16 w16cex w16sdtdh w16sdtfl w16du wp14">
   <w:body>
     <w:p>
       <w:pPr>
@@ -213,7 +213,83 @@
           <w:sz w:val="22"/>
           <w:szCs w:val="22"/>
         </w:rPr>
-        <w:t xml:space="preserve">- describe what the software </w:t>
+        <w:t>- describe what the software does</w:t>
+      </w:r>
+    </w:p>
+    <w:p>
+      <w:pPr>
+        <w:pStyle w:val="NormalWeb"/>
+        <w:spacing w:before="0" w:beforeAutospacing="0" w:after="0" w:afterAutospacing="0"/>
+        <w:rPr>
+          <w:rFonts w:ascii="Calibri" w:hAnsi="Calibri" w:cs="Calibri"/>
+          <w:sz w:val="22"/>
+          <w:szCs w:val="22"/>
+        </w:rPr>
+      </w:pPr>
+      <w:r>
+        <w:rPr>
+          <w:rFonts w:ascii="Calibri" w:hAnsi="Calibri" w:cs="Calibri"/>
+          <w:sz w:val="22"/>
+          <w:szCs w:val="22"/>
+        </w:rPr>
+        <w:t>Display wanted tasks</w:t>
+      </w:r>
+    </w:p>
+    <w:p>
+      <w:pPr>
+        <w:pStyle w:val="NormalWeb"/>
+        <w:spacing w:before="0" w:beforeAutospacing="0" w:after="0" w:afterAutospacing="0"/>
+        <w:rPr>
+          <w:rFonts w:ascii="Calibri" w:hAnsi="Calibri" w:cs="Calibri"/>
+          <w:sz w:val="22"/>
+          <w:szCs w:val="22"/>
+        </w:rPr>
+      </w:pPr>
+      <w:r>
+        <w:rPr>
+          <w:rFonts w:ascii="Calibri" w:hAnsi="Calibri" w:cs="Calibri"/>
+          <w:sz w:val="22"/>
+          <w:szCs w:val="22"/>
+        </w:rPr>
+        <w:t>Allow users to upload tasks</w:t>
+      </w:r>
+    </w:p>
+    <w:p>
+      <w:pPr>
+        <w:pStyle w:val="NormalWeb"/>
+        <w:spacing w:before="0" w:beforeAutospacing="0" w:after="0" w:afterAutospacing="0"/>
+        <w:rPr>
+          <w:rFonts w:ascii="Calibri" w:hAnsi="Calibri" w:cs="Calibri"/>
+          <w:sz w:val="22"/>
+          <w:szCs w:val="22"/>
+        </w:rPr>
+      </w:pPr>
+      <w:r>
+        <w:rPr>
+          <w:rFonts w:ascii="Calibri" w:hAnsi="Calibri" w:cs="Calibri"/>
+          <w:sz w:val="22"/>
+          <w:szCs w:val="22"/>
+        </w:rPr>
+        <w:t>Allow users to select candidates</w:t>
+      </w:r>
+    </w:p>
+    <w:p>
+      <w:pPr>
+        <w:pStyle w:val="NormalWeb"/>
+        <w:spacing w:before="0" w:beforeAutospacing="0" w:after="0" w:afterAutospacing="0"/>
+        <w:rPr>
+          <w:rFonts w:ascii="Calibri" w:hAnsi="Calibri" w:cs="Calibri"/>
+          <w:sz w:val="22"/>
+          <w:szCs w:val="22"/>
+        </w:rPr>
+      </w:pPr>
+      <w:r>
+        <w:rPr>
+          <w:rFonts w:ascii="Calibri" w:hAnsi="Calibri" w:cs="Calibri"/>
+          <w:sz w:val="22"/>
+          <w:szCs w:val="22"/>
+        </w:rPr>
+        <w:t xml:space="preserve">Allow </w:t>
       </w:r>
       <w:proofErr w:type="gramStart"/>
       <w:r>
@@ -222,27 +298,35 @@
           <w:sz w:val="22"/>
           <w:szCs w:val="22"/>
         </w:rPr>
-        <w:t>does</w:t>
+        <w:t>user</w:t>
       </w:r>
       <w:proofErr w:type="gramEnd"/>
-    </w:p>
-    <w:p>
-      <w:pPr>
-        <w:pStyle w:val="NormalWeb"/>
-        <w:spacing w:before="0" w:beforeAutospacing="0" w:after="0" w:afterAutospacing="0"/>
-        <w:rPr>
-          <w:rFonts w:ascii="Calibri" w:hAnsi="Calibri" w:cs="Calibri"/>
-          <w:sz w:val="22"/>
-          <w:szCs w:val="22"/>
-        </w:rPr>
-      </w:pPr>
-      <w:r>
-        <w:rPr>
-          <w:rFonts w:ascii="Calibri" w:hAnsi="Calibri" w:cs="Calibri"/>
-          <w:sz w:val="22"/>
-          <w:szCs w:val="22"/>
-        </w:rPr>
-        <w:t xml:space="preserve">Display wanted </w:t>
+      <w:r>
+        <w:rPr>
+          <w:rFonts w:ascii="Calibri" w:hAnsi="Calibri" w:cs="Calibri"/>
+          <w:sz w:val="22"/>
+          <w:szCs w:val="22"/>
+        </w:rPr>
+        <w:t xml:space="preserve"> to apply for tasks</w:t>
+      </w:r>
+    </w:p>
+    <w:p>
+      <w:pPr>
+        <w:pStyle w:val="NormalWeb"/>
+        <w:spacing w:before="0" w:beforeAutospacing="0" w:after="0" w:afterAutospacing="0"/>
+        <w:rPr>
+          <w:rFonts w:ascii="Calibri" w:hAnsi="Calibri" w:cs="Calibri"/>
+          <w:sz w:val="22"/>
+          <w:szCs w:val="22"/>
+        </w:rPr>
+      </w:pPr>
+      <w:r>
+        <w:rPr>
+          <w:rFonts w:ascii="Calibri" w:hAnsi="Calibri" w:cs="Calibri"/>
+          <w:sz w:val="22"/>
+          <w:szCs w:val="22"/>
+        </w:rPr>
+        <w:t xml:space="preserve">Allows </w:t>
       </w:r>
       <w:proofErr w:type="gramStart"/>
       <w:r>
@@ -251,125 +335,17 @@
           <w:sz w:val="22"/>
           <w:szCs w:val="22"/>
         </w:rPr>
-        <w:t>tasks</w:t>
+        <w:t>user</w:t>
       </w:r>
       <w:proofErr w:type="gramEnd"/>
-    </w:p>
-    <w:p>
-      <w:pPr>
-        <w:pStyle w:val="NormalWeb"/>
-        <w:spacing w:before="0" w:beforeAutospacing="0" w:after="0" w:afterAutospacing="0"/>
-        <w:rPr>
-          <w:rFonts w:ascii="Calibri" w:hAnsi="Calibri" w:cs="Calibri"/>
-          <w:sz w:val="22"/>
-          <w:szCs w:val="22"/>
-        </w:rPr>
-      </w:pPr>
-      <w:r>
-        <w:rPr>
-          <w:rFonts w:ascii="Calibri" w:hAnsi="Calibri" w:cs="Calibri"/>
-          <w:sz w:val="22"/>
-          <w:szCs w:val="22"/>
-        </w:rPr>
-        <w:t xml:space="preserve">Allow users to upload </w:t>
-      </w:r>
-      <w:proofErr w:type="gramStart"/>
-      <w:r>
-        <w:rPr>
-          <w:rFonts w:ascii="Calibri" w:hAnsi="Calibri" w:cs="Calibri"/>
-          <w:sz w:val="22"/>
-          <w:szCs w:val="22"/>
-        </w:rPr>
-        <w:t>tasks</w:t>
-      </w:r>
-      <w:proofErr w:type="gramEnd"/>
-    </w:p>
-    <w:p>
-      <w:pPr>
-        <w:pStyle w:val="NormalWeb"/>
-        <w:spacing w:before="0" w:beforeAutospacing="0" w:after="0" w:afterAutospacing="0"/>
-        <w:rPr>
-          <w:rFonts w:ascii="Calibri" w:hAnsi="Calibri" w:cs="Calibri"/>
-          <w:sz w:val="22"/>
-          <w:szCs w:val="22"/>
-        </w:rPr>
-      </w:pPr>
-      <w:r>
-        <w:rPr>
-          <w:rFonts w:ascii="Calibri" w:hAnsi="Calibri" w:cs="Calibri"/>
-          <w:sz w:val="22"/>
-          <w:szCs w:val="22"/>
-        </w:rPr>
-        <w:t xml:space="preserve">Allow users to select </w:t>
-      </w:r>
-      <w:proofErr w:type="gramStart"/>
-      <w:r>
-        <w:rPr>
-          <w:rFonts w:ascii="Calibri" w:hAnsi="Calibri" w:cs="Calibri"/>
-          <w:sz w:val="22"/>
-          <w:szCs w:val="22"/>
-        </w:rPr>
-        <w:t>candidates</w:t>
-      </w:r>
-      <w:proofErr w:type="gramEnd"/>
-    </w:p>
-    <w:p>
-      <w:pPr>
-        <w:pStyle w:val="NormalWeb"/>
-        <w:spacing w:before="0" w:beforeAutospacing="0" w:after="0" w:afterAutospacing="0"/>
-        <w:rPr>
-          <w:rFonts w:ascii="Calibri" w:hAnsi="Calibri" w:cs="Calibri"/>
-          <w:sz w:val="22"/>
-          <w:szCs w:val="22"/>
-        </w:rPr>
-      </w:pPr>
-      <w:r>
-        <w:rPr>
-          <w:rFonts w:ascii="Calibri" w:hAnsi="Calibri" w:cs="Calibri"/>
-          <w:sz w:val="22"/>
-          <w:szCs w:val="22"/>
-        </w:rPr>
-        <w:t xml:space="preserve">Allow user to apply for </w:t>
-      </w:r>
-      <w:proofErr w:type="gramStart"/>
-      <w:r>
-        <w:rPr>
-          <w:rFonts w:ascii="Calibri" w:hAnsi="Calibri" w:cs="Calibri"/>
-          <w:sz w:val="22"/>
-          <w:szCs w:val="22"/>
-        </w:rPr>
-        <w:t>tasks</w:t>
-      </w:r>
-      <w:proofErr w:type="gramEnd"/>
-    </w:p>
-    <w:p>
-      <w:pPr>
-        <w:pStyle w:val="NormalWeb"/>
-        <w:spacing w:before="0" w:beforeAutospacing="0" w:after="0" w:afterAutospacing="0"/>
-        <w:rPr>
-          <w:rFonts w:ascii="Calibri" w:hAnsi="Calibri" w:cs="Calibri"/>
-          <w:sz w:val="22"/>
-          <w:szCs w:val="22"/>
-        </w:rPr>
-      </w:pPr>
-      <w:r>
-        <w:rPr>
-          <w:rFonts w:ascii="Calibri" w:hAnsi="Calibri" w:cs="Calibri"/>
-          <w:sz w:val="22"/>
-          <w:szCs w:val="22"/>
-        </w:rPr>
-        <w:t xml:space="preserve">Allows user to track tasks </w:t>
-      </w:r>
-      <w:proofErr w:type="gramStart"/>
-      <w:r>
-        <w:rPr>
-          <w:rFonts w:ascii="Calibri" w:hAnsi="Calibri" w:cs="Calibri"/>
-          <w:sz w:val="22"/>
-          <w:szCs w:val="22"/>
-        </w:rPr>
-        <w:t>status</w:t>
-      </w:r>
-      <w:proofErr w:type="gramEnd"/>
+      <w:r>
+        <w:rPr>
+          <w:rFonts w:ascii="Calibri" w:hAnsi="Calibri" w:cs="Calibri"/>
+          <w:sz w:val="22"/>
+          <w:szCs w:val="22"/>
+        </w:rPr>
+        <w:t xml:space="preserve"> to track tasks status</w:t>
+      </w:r>
     </w:p>
     <w:p>
       <w:pPr>
@@ -390,7 +366,190 @@
         <w:t>Display profile page</w:t>
       </w:r>
     </w:p>
-    <w:p/>
+    <w:p>
+      <w:pPr>
+        <w:pStyle w:val="NormalWeb"/>
+        <w:spacing w:before="0" w:beforeAutospacing="0" w:after="0" w:afterAutospacing="0"/>
+        <w:rPr>
+          <w:rFonts w:ascii="Calibri" w:hAnsi="Calibri" w:cs="Calibri"/>
+          <w:sz w:val="22"/>
+          <w:szCs w:val="22"/>
+        </w:rPr>
+      </w:pPr>
+    </w:p>
+    <w:p>
+      <w:pPr>
+        <w:pStyle w:val="NormalWeb"/>
+        <w:spacing w:before="0" w:beforeAutospacing="0" w:after="0" w:afterAutospacing="0"/>
+        <w:rPr>
+          <w:rFonts w:ascii="Calibri" w:hAnsi="Calibri" w:cs="Calibri"/>
+          <w:sz w:val="22"/>
+          <w:szCs w:val="22"/>
+        </w:rPr>
+      </w:pPr>
+    </w:p>
+    <w:p>
+      <w:pPr>
+        <w:pStyle w:val="NormalWeb"/>
+        <w:spacing w:before="0" w:beforeAutospacing="0" w:after="0" w:afterAutospacing="0"/>
+        <w:rPr>
+          <w:rFonts w:ascii="Calibri" w:hAnsi="Calibri" w:cs="Calibri"/>
+          <w:sz w:val="22"/>
+          <w:szCs w:val="22"/>
+        </w:rPr>
+      </w:pPr>
+    </w:p>
+    <w:p>
+      <w:pPr>
+        <w:pStyle w:val="NormalWeb"/>
+        <w:spacing w:before="0" w:beforeAutospacing="0" w:after="0" w:afterAutospacing="0"/>
+        <w:rPr>
+          <w:rFonts w:ascii="Calibri" w:hAnsi="Calibri" w:cs="Calibri"/>
+          <w:sz w:val="22"/>
+          <w:szCs w:val="22"/>
+        </w:rPr>
+      </w:pPr>
+    </w:p>
+    <w:p>
+      <w:pPr>
+        <w:pStyle w:val="NormalWeb"/>
+        <w:spacing w:before="0" w:beforeAutospacing="0" w:after="0" w:afterAutospacing="0"/>
+        <w:rPr>
+          <w:rFonts w:ascii="Calibri" w:hAnsi="Calibri" w:cs="Calibri"/>
+          <w:sz w:val="22"/>
+          <w:szCs w:val="22"/>
+        </w:rPr>
+      </w:pPr>
+    </w:p>
+    <w:p>
+      <w:pPr>
+        <w:pStyle w:val="NormalWeb"/>
+        <w:spacing w:before="0" w:beforeAutospacing="0" w:after="0" w:afterAutospacing="0"/>
+        <w:rPr>
+          <w:rFonts w:ascii="Calibri" w:hAnsi="Calibri" w:cs="Calibri"/>
+          <w:sz w:val="22"/>
+          <w:szCs w:val="22"/>
+        </w:rPr>
+      </w:pPr>
+    </w:p>
+    <w:p>
+      <w:pPr>
+        <w:pStyle w:val="NormalWeb"/>
+        <w:spacing w:before="0" w:beforeAutospacing="0" w:after="0" w:afterAutospacing="0"/>
+        <w:rPr>
+          <w:rFonts w:ascii="Calibri" w:hAnsi="Calibri" w:cs="Calibri"/>
+          <w:sz w:val="22"/>
+          <w:szCs w:val="22"/>
+        </w:rPr>
+      </w:pPr>
+    </w:p>
+    <w:p>
+      <w:pPr>
+        <w:pStyle w:val="NormalWeb"/>
+        <w:spacing w:before="0" w:beforeAutospacing="0" w:after="0" w:afterAutospacing="0"/>
+        <w:rPr>
+          <w:rFonts w:ascii="Calibri" w:hAnsi="Calibri" w:cs="Calibri"/>
+          <w:sz w:val="22"/>
+          <w:szCs w:val="22"/>
+        </w:rPr>
+      </w:pPr>
+    </w:p>
+    <w:p>
+      <w:pPr>
+        <w:pStyle w:val="NormalWeb"/>
+        <w:spacing w:before="0" w:beforeAutospacing="0" w:after="0" w:afterAutospacing="0"/>
+        <w:rPr>
+          <w:rFonts w:ascii="Calibri" w:hAnsi="Calibri" w:cs="Calibri"/>
+          <w:sz w:val="22"/>
+          <w:szCs w:val="22"/>
+        </w:rPr>
+      </w:pPr>
+    </w:p>
+    <w:p>
+      <w:pPr>
+        <w:pStyle w:val="NormalWeb"/>
+        <w:spacing w:before="0" w:beforeAutospacing="0" w:after="0" w:afterAutospacing="0"/>
+        <w:jc w:val="center"/>
+        <w:rPr>
+          <w:rFonts w:ascii="Calibri" w:hAnsi="Calibri" w:cs="Calibri"/>
+          <w:sz w:val="22"/>
+          <w:szCs w:val="22"/>
+        </w:rPr>
+      </w:pPr>
+      <w:r>
+        <w:rPr>
+          <w:rFonts w:ascii="Calibri" w:hAnsi="Calibri" w:cs="Calibri"/>
+          <w:sz w:val="22"/>
+          <w:szCs w:val="22"/>
+        </w:rPr>
+        <w:lastRenderedPageBreak/>
+        <w:t>Non-Functional Requirements</w:t>
+      </w:r>
+    </w:p>
+    <w:p>
+      <w:pPr>
+        <w:pStyle w:val="NormalWeb"/>
+        <w:spacing w:before="0" w:beforeAutospacing="0" w:after="0" w:afterAutospacing="0"/>
+        <w:ind w:left="2880"/>
+        <w:jc w:val="center"/>
+        <w:rPr>
+          <w:rFonts w:ascii="Calibri" w:hAnsi="Calibri" w:cs="Calibri"/>
+          <w:sz w:val="22"/>
+          <w:szCs w:val="22"/>
+        </w:rPr>
+      </w:pPr>
+    </w:p>
+    <w:p>
+      <w:pPr>
+        <w:jc w:val="center"/>
+      </w:pPr>
+      <w:r>
+        <w:rPr>
+          <w:noProof/>
+        </w:rPr>
+        <w:drawing>
+          <wp:inline distT="0" distB="0" distL="0" distR="0" wp14:anchorId="20DEC37B" wp14:editId="31AADDB9">
+            <wp:extent cx="4761964" cy="6146800"/>
+            <wp:effectExtent l="0" t="0" r="635" b="6350"/>
+            <wp:docPr id="1033847810" name="Picture 1"/>
+            <wp:cNvGraphicFramePr>
+              <a:graphicFrameLocks xmlns:a="http://schemas.openxmlformats.org/drawingml/2006/main" noChangeAspect="1"/>
+            </wp:cNvGraphicFramePr>
+            <a:graphic xmlns:a="http://schemas.openxmlformats.org/drawingml/2006/main">
+              <a:graphicData uri="http://schemas.openxmlformats.org/drawingml/2006/picture">
+                <pic:pic xmlns:pic="http://schemas.openxmlformats.org/drawingml/2006/picture">
+                  <pic:nvPicPr>
+                    <pic:cNvPr id="1033847810" name="Picture 1033847810"/>
+                    <pic:cNvPicPr/>
+                  </pic:nvPicPr>
+                  <pic:blipFill>
+                    <a:blip r:embed="rId5">
+                      <a:extLst>
+                        <a:ext uri="{28A0092B-C50C-407E-A947-70E740481C1C}">
+                          <a14:useLocalDpi xmlns:a14="http://schemas.microsoft.com/office/drawing/2010/main" val="0"/>
+                        </a:ext>
+                      </a:extLst>
+                    </a:blip>
+                    <a:stretch>
+                      <a:fillRect/>
+                    </a:stretch>
+                  </pic:blipFill>
+                  <pic:spPr>
+                    <a:xfrm>
+                      <a:off x="0" y="0"/>
+                      <a:ext cx="4767348" cy="6153750"/>
+                    </a:xfrm>
+                    <a:prstGeom prst="rect">
+                      <a:avLst/>
+                    </a:prstGeom>
+                  </pic:spPr>
+                </pic:pic>
+              </a:graphicData>
+            </a:graphic>
+          </wp:inline>
+        </w:drawing>
+      </w:r>
+    </w:p>
     <w:sectPr>
       <w:pgSz w:w="12240" w:h="15840"/>
       <w:pgMar w:top="1440" w:right="1440" w:bottom="1440" w:left="1440" w:header="720" w:footer="720" w:gutter="0"/>
@@ -402,7 +561,7 @@
 </file>
 
 <file path=word/styles.xml><?xml version="1.0" encoding="utf-8"?>
-<w:styles xmlns:mc="http://schemas.openxmlformats.org/markup-compatibility/2006" xmlns:r="http://schemas.openxmlformats.org/officeDocument/2006/relationships" xmlns:w="http://schemas.openxmlformats.org/wordprocessingml/2006/main" xmlns:w14="http://schemas.microsoft.com/office/word/2010/wordml" xmlns:w15="http://schemas.microsoft.com/office/word/2012/wordml" xmlns:w16cex="http://schemas.microsoft.com/office/word/2018/wordml/cex" xmlns:w16cid="http://schemas.microsoft.com/office/word/2016/wordml/cid" xmlns:w16="http://schemas.microsoft.com/office/word/2018/wordml" xmlns:w16sdtdh="http://schemas.microsoft.com/office/word/2020/wordml/sdtdatahash" xmlns:w16se="http://schemas.microsoft.com/office/word/2015/wordml/symex" mc:Ignorable="w14 w15 w16se w16cid w16 w16cex w16sdtdh">
+<w:styles xmlns:mc="http://schemas.openxmlformats.org/markup-compatibility/2006" xmlns:r="http://schemas.openxmlformats.org/officeDocument/2006/relationships" xmlns:w="http://schemas.openxmlformats.org/wordprocessingml/2006/main" xmlns:w14="http://schemas.microsoft.com/office/word/2010/wordml" xmlns:w15="http://schemas.microsoft.com/office/word/2012/wordml" xmlns:w16cex="http://schemas.microsoft.com/office/word/2018/wordml/cex" xmlns:w16cid="http://schemas.microsoft.com/office/word/2016/wordml/cid" xmlns:w16="http://schemas.microsoft.com/office/word/2018/wordml" xmlns:w16du="http://schemas.microsoft.com/office/word/2023/wordml/word16du" xmlns:w16sdtdh="http://schemas.microsoft.com/office/word/2020/wordml/sdtdatahash" xmlns:w16sdtfl="http://schemas.microsoft.com/office/word/2024/wordml/sdtformatlock" xmlns:w16se="http://schemas.microsoft.com/office/word/2015/wordml/symex" mc:Ignorable="w14 w15 w16se w16cid w16 w16cex w16sdtdh w16sdtfl w16du">
   <w:docDefaults>
     <w:rPrDefault>
       <w:rPr>

--- a/REQUIREMENTS DOCUMENT.docx
+++ b/REQUIREMENTS DOCUMENT.docx
@@ -550,6 +550,718 @@
         </w:drawing>
       </w:r>
     </w:p>
+    <w:p>
+      <w:pPr>
+        <w:jc w:val="center"/>
+      </w:pPr>
+    </w:p>
+    <w:p>
+      <w:pPr>
+        <w:rPr>
+          <w:b/>
+          <w:bCs/>
+          <w:u w:val="single"/>
+        </w:rPr>
+      </w:pPr>
+    </w:p>
+    <w:p>
+      <w:pPr>
+        <w:rPr>
+          <w:b/>
+          <w:bCs/>
+          <w:u w:val="single"/>
+        </w:rPr>
+      </w:pPr>
+    </w:p>
+    <w:p>
+      <w:pPr>
+        <w:rPr>
+          <w:b/>
+          <w:bCs/>
+          <w:u w:val="single"/>
+        </w:rPr>
+      </w:pPr>
+    </w:p>
+    <w:p>
+      <w:pPr>
+        <w:rPr>
+          <w:b/>
+          <w:bCs/>
+          <w:u w:val="single"/>
+        </w:rPr>
+      </w:pPr>
+    </w:p>
+    <w:p>
+      <w:pPr>
+        <w:rPr>
+          <w:b/>
+          <w:bCs/>
+          <w:u w:val="single"/>
+        </w:rPr>
+      </w:pPr>
+    </w:p>
+    <w:p>
+      <w:pPr>
+        <w:rPr>
+          <w:b/>
+          <w:bCs/>
+          <w:u w:val="single"/>
+        </w:rPr>
+      </w:pPr>
+    </w:p>
+    <w:p>
+      <w:pPr>
+        <w:rPr>
+          <w:b/>
+          <w:bCs/>
+          <w:u w:val="single"/>
+        </w:rPr>
+      </w:pPr>
+    </w:p>
+    <w:p>
+      <w:pPr>
+        <w:rPr>
+          <w:b/>
+          <w:bCs/>
+          <w:u w:val="single"/>
+        </w:rPr>
+      </w:pPr>
+    </w:p>
+    <w:p>
+      <w:pPr>
+        <w:rPr>
+          <w:b/>
+          <w:bCs/>
+          <w:u w:val="single"/>
+        </w:rPr>
+      </w:pPr>
+      <w:r>
+        <w:rPr>
+          <w:b/>
+          <w:bCs/>
+          <w:u w:val="single"/>
+        </w:rPr>
+        <w:lastRenderedPageBreak/>
+        <w:t>Scenario for creating an account</w:t>
+      </w:r>
+    </w:p>
+    <w:p>
+      <w:r>
+        <w:rPr>
+          <w:b/>
+          <w:bCs/>
+        </w:rPr>
+        <w:t xml:space="preserve">Initial Assumption: </w:t>
+      </w:r>
+      <w:r>
+        <w:t>The user has just visited the page and has navigated to the login/sign up page.</w:t>
+      </w:r>
+    </w:p>
+    <w:p>
+      <w:r>
+        <w:rPr>
+          <w:b/>
+          <w:bCs/>
+        </w:rPr>
+        <w:t xml:space="preserve">Normal: </w:t>
+      </w:r>
+      <w:r>
+        <w:t>The user specifies their role (either employer or employee), enters their personal information (including legal name, preferred name, email address, contact information, and others), creates a password, and confirms their email address.</w:t>
+      </w:r>
+    </w:p>
+    <w:p>
+      <w:r>
+        <w:rPr>
+          <w:b/>
+          <w:bCs/>
+        </w:rPr>
+        <w:t xml:space="preserve">What can go wrong: </w:t>
+      </w:r>
+      <w:r>
+        <w:t xml:space="preserve">The email address may already be in </w:t>
+      </w:r>
+      <w:proofErr w:type="gramStart"/>
+      <w:r>
+        <w:t>use</w:t>
+      </w:r>
+      <w:proofErr w:type="gramEnd"/>
+      <w:r>
+        <w:t xml:space="preserve"> or the password may not meet requirements or certain personal details were not provided. In any of these cases, the user is redirected to make the necessary changes before they can successfully create an account.</w:t>
+      </w:r>
+    </w:p>
+    <w:p>
+      <w:r>
+        <w:rPr>
+          <w:b/>
+          <w:bCs/>
+        </w:rPr>
+        <w:t xml:space="preserve">Other activities: </w:t>
+      </w:r>
+      <w:r>
+        <w:t>The same email address cannot be used by different users on the platform.</w:t>
+      </w:r>
+    </w:p>
+    <w:p>
+      <w:r>
+        <w:rPr>
+          <w:b/>
+          <w:bCs/>
+        </w:rPr>
+        <w:t>System state on completion:</w:t>
+      </w:r>
+      <w:r>
+        <w:rPr>
+          <w:b/>
+          <w:bCs/>
+        </w:rPr>
+        <w:t xml:space="preserve"> </w:t>
+      </w:r>
+      <w:r>
+        <w:t>The account is created and stored in the application’s database and the user can access the application based on their role.</w:t>
+      </w:r>
+    </w:p>
+    <w:p>
+      <w:pPr>
+        <w:rPr>
+          <w:b/>
+          <w:bCs/>
+          <w:u w:val="single"/>
+        </w:rPr>
+      </w:pPr>
+    </w:p>
+    <w:p>
+      <w:pPr>
+        <w:rPr>
+          <w:b/>
+          <w:bCs/>
+          <w:u w:val="single"/>
+        </w:rPr>
+      </w:pPr>
+      <w:r>
+        <w:rPr>
+          <w:b/>
+          <w:bCs/>
+          <w:u w:val="single"/>
+        </w:rPr>
+        <w:t>Scenario for an employer posting a job or task</w:t>
+      </w:r>
+    </w:p>
+    <w:p>
+      <w:r>
+        <w:rPr>
+          <w:b/>
+          <w:bCs/>
+        </w:rPr>
+        <w:t>Initial Assumption:</w:t>
+      </w:r>
+      <w:r>
+        <w:t xml:space="preserve"> The employer and employee have an account created on the software. The employer is logged into the application.</w:t>
+      </w:r>
+    </w:p>
+    <w:p>
+      <w:r>
+        <w:rPr>
+          <w:b/>
+          <w:bCs/>
+        </w:rPr>
+        <w:t>Normal:</w:t>
+      </w:r>
+      <w:r>
+        <w:t xml:space="preserve"> The employer navigates to the job creation page. The employer enters the job details such as job duration or end date, task(s) to be completed, required skills (optional), compensation, and others. The employer posts the job on the platform for potential employees to find. Also, the employer waits for employees to reach out.</w:t>
+      </w:r>
+    </w:p>
+    <w:p>
+      <w:r>
+        <w:rPr>
+          <w:b/>
+          <w:bCs/>
+        </w:rPr>
+        <w:t xml:space="preserve">What can go wrong: </w:t>
+      </w:r>
+      <w:r>
+        <w:t>The employer omits any detail when making the job post. The employer can navigate to a list of job posts they have made and make edits as necessary.</w:t>
+      </w:r>
+    </w:p>
+    <w:p>
+      <w:r>
+        <w:rPr>
+          <w:b/>
+          <w:bCs/>
+        </w:rPr>
+        <w:t xml:space="preserve">Other activities: </w:t>
+      </w:r>
+      <w:r>
+        <w:t>No other user of the platform can make edits or recruiting decisions on any job post besides the employer that created the post.</w:t>
+      </w:r>
+    </w:p>
+    <w:p>
+      <w:r>
+        <w:rPr>
+          <w:b/>
+          <w:bCs/>
+        </w:rPr>
+        <w:t xml:space="preserve">System state on completion: </w:t>
+      </w:r>
+      <w:r>
+        <w:t>The job post is created on the platform with a status of ‘Available’, and all registered employees can view and express their interest in the job.</w:t>
+      </w:r>
+    </w:p>
+    <w:p>
+      <w:pPr>
+        <w:rPr>
+          <w:b/>
+          <w:bCs/>
+          <w:u w:val="single"/>
+        </w:rPr>
+      </w:pPr>
+    </w:p>
+    <w:p>
+      <w:pPr>
+        <w:rPr>
+          <w:b/>
+          <w:bCs/>
+          <w:u w:val="single"/>
+        </w:rPr>
+      </w:pPr>
+      <w:r>
+        <w:rPr>
+          <w:b/>
+          <w:bCs/>
+          <w:u w:val="single"/>
+        </w:rPr>
+        <w:t>Scenario for an employer recruiting an employee for a job</w:t>
+      </w:r>
+    </w:p>
+    <w:p>
+      <w:r>
+        <w:rPr>
+          <w:b/>
+          <w:bCs/>
+        </w:rPr>
+        <w:t xml:space="preserve">Initial Assumption: </w:t>
+      </w:r>
+      <w:r>
+        <w:t>The employer and employee have an account created on the software and a job post has been uploaded on the platform and an employee has expressed interest in the job. The employer is logged into the application.</w:t>
+      </w:r>
+    </w:p>
+    <w:p>
+      <w:r>
+        <w:rPr>
+          <w:b/>
+          <w:bCs/>
+        </w:rPr>
+        <w:t xml:space="preserve">Normal: </w:t>
+      </w:r>
+      <w:r>
+        <w:t>The employer navigates to the Employee Interest Notification page. The employer can view a list of all applicants and their profile or resume. Optionally, the employer can reach out to the employee on an external platform to set up an interview. The employer can choose to accept or decline any application after reviewing through the Employee Interest Notification page. The employee is notified of the decision and is required to confirm or reject the offer.</w:t>
+      </w:r>
+    </w:p>
+    <w:p>
+      <w:r>
+        <w:rPr>
+          <w:b/>
+          <w:bCs/>
+        </w:rPr>
+        <w:t xml:space="preserve">What can go wrong: </w:t>
+      </w:r>
+      <w:r>
+        <w:t>The employer may accidentally accept or decline a candidate when the opposite was intended. This can be mitigated by using a pop-up to confirm their choice. Otherwise, there is the option to change their decision if necessary.</w:t>
+      </w:r>
+    </w:p>
+    <w:p>
+      <w:r>
+        <w:rPr>
+          <w:b/>
+          <w:bCs/>
+        </w:rPr>
+        <w:t xml:space="preserve">Other activities: </w:t>
+      </w:r>
+      <w:r>
+        <w:t xml:space="preserve">Other users can only view the job status </w:t>
+      </w:r>
+    </w:p>
+    <w:p>
+      <w:r>
+        <w:rPr>
+          <w:b/>
+          <w:bCs/>
+        </w:rPr>
+        <w:t xml:space="preserve">System state on completion: </w:t>
+      </w:r>
+      <w:r>
+        <w:t>The job status is updated to pending when a candidate has been accepted and yet to confirm the offer.</w:t>
+      </w:r>
+    </w:p>
+    <w:p/>
+    <w:p/>
+    <w:p>
+      <w:pPr>
+        <w:rPr>
+          <w:b/>
+          <w:bCs/>
+          <w:u w:val="single"/>
+        </w:rPr>
+      </w:pPr>
+      <w:r>
+        <w:rPr>
+          <w:b/>
+          <w:bCs/>
+          <w:u w:val="single"/>
+        </w:rPr>
+        <w:lastRenderedPageBreak/>
+        <w:t>Scenario for an employee searching for and expressing interest in a job</w:t>
+      </w:r>
+    </w:p>
+    <w:p>
+      <w:r>
+        <w:rPr>
+          <w:b/>
+          <w:bCs/>
+        </w:rPr>
+        <w:t xml:space="preserve">Initial Assumption: </w:t>
+      </w:r>
+      <w:r>
+        <w:t>The employee and employer have created accounts on the platform, and a job post is available. The employee is logged in.</w:t>
+      </w:r>
+    </w:p>
+    <w:p>
+      <w:r>
+        <w:rPr>
+          <w:b/>
+          <w:bCs/>
+        </w:rPr>
+        <w:t xml:space="preserve">Normal: </w:t>
+      </w:r>
+      <w:r>
+        <w:t xml:space="preserve">The employee navigates to the job search page and can scroll through the list of jobs available or type in keywords for a more streamlined search process. The employee can select any number of jobs and select to alert the employer(s) that they’re interested. The job(s) is/are added to the employee’s Pending Request page. The employer is alerted </w:t>
+      </w:r>
+      <w:proofErr w:type="gramStart"/>
+      <w:r>
+        <w:t>about</w:t>
+      </w:r>
+      <w:proofErr w:type="gramEnd"/>
+      <w:r>
+        <w:t xml:space="preserve"> the new candidate.</w:t>
+      </w:r>
+    </w:p>
+    <w:p>
+      <w:r>
+        <w:rPr>
+          <w:b/>
+          <w:bCs/>
+        </w:rPr>
+        <w:t xml:space="preserve">What can go wrong: </w:t>
+      </w:r>
+      <w:r>
+        <w:t>The employee may accidentally express interest in a job that they’re not interested in. The employee can navigate to the Pending Request page where they can then withdraw their interest in any job.</w:t>
+      </w:r>
+    </w:p>
+    <w:p>
+      <w:r>
+        <w:rPr>
+          <w:b/>
+          <w:bCs/>
+        </w:rPr>
+        <w:t xml:space="preserve">Other activities: </w:t>
+      </w:r>
+      <w:r>
+        <w:t>Other users cannot view the jobs an employee has expressed interest in.</w:t>
+      </w:r>
+    </w:p>
+    <w:p>
+      <w:r>
+        <w:rPr>
+          <w:b/>
+          <w:bCs/>
+        </w:rPr>
+        <w:t xml:space="preserve">System state on completion: </w:t>
+      </w:r>
+      <w:r>
+        <w:t>The employee’s Pending Request page is updated with the new job they have expressed interest in and the employer is alerted.</w:t>
+      </w:r>
+    </w:p>
+    <w:p/>
+    <w:p>
+      <w:pPr>
+        <w:rPr>
+          <w:b/>
+          <w:bCs/>
+          <w:u w:val="single"/>
+        </w:rPr>
+      </w:pPr>
+    </w:p>
+    <w:p>
+      <w:pPr>
+        <w:rPr>
+          <w:b/>
+          <w:bCs/>
+          <w:u w:val="single"/>
+        </w:rPr>
+      </w:pPr>
+      <w:r>
+        <w:rPr>
+          <w:b/>
+          <w:bCs/>
+          <w:u w:val="single"/>
+        </w:rPr>
+        <w:t>Scenario for an employee accepting or rejecting an offer</w:t>
+      </w:r>
+    </w:p>
+    <w:p>
+      <w:r>
+        <w:rPr>
+          <w:b/>
+          <w:bCs/>
+        </w:rPr>
+        <w:t xml:space="preserve">Initial Assumption: </w:t>
+      </w:r>
+      <w:r>
+        <w:t>The employee and employer have created accounts on the platform, and a job post is available. The employee is logged in and an offer from an employer has been received.</w:t>
+      </w:r>
+    </w:p>
+    <w:p>
+      <w:r>
+        <w:rPr>
+          <w:b/>
+          <w:bCs/>
+        </w:rPr>
+        <w:t xml:space="preserve">Normal: </w:t>
+      </w:r>
+      <w:r>
+        <w:t>The employee navigates to a page where they can view the status of all their requests. The employee can then choose which of the jobs to accept or reject. The employer(s) will be notified accordingly.</w:t>
+      </w:r>
+    </w:p>
+    <w:p>
+      <w:r>
+        <w:rPr>
+          <w:b/>
+          <w:bCs/>
+        </w:rPr>
+        <w:t xml:space="preserve">What can go wrong: </w:t>
+      </w:r>
+      <w:r>
+        <w:t>The employee may accidentally accept or decline a candidate when the opposite was intended. This can be mitigated by using a pop-up to confirm their choice. Otherwise, there is the option to change their decision if necessary.</w:t>
+      </w:r>
+    </w:p>
+    <w:p>
+      <w:r>
+        <w:rPr>
+          <w:b/>
+          <w:bCs/>
+        </w:rPr>
+        <w:t xml:space="preserve">Other activities: </w:t>
+      </w:r>
+      <w:r>
+        <w:t xml:space="preserve">Other users cannot view the jobs an employee has accepted or declined. Employees can choose </w:t>
+      </w:r>
+      <w:proofErr w:type="gramStart"/>
+      <w:r>
+        <w:t>whether or not</w:t>
+      </w:r>
+      <w:proofErr w:type="gramEnd"/>
+      <w:r>
+        <w:t xml:space="preserve"> their job history is publicly available.</w:t>
+      </w:r>
+    </w:p>
+    <w:p>
+      <w:r>
+        <w:rPr>
+          <w:b/>
+          <w:bCs/>
+        </w:rPr>
+        <w:t xml:space="preserve">System state on completion: </w:t>
+      </w:r>
+      <w:r>
+        <w:t xml:space="preserve">The employee’s Jobs page is updated with any accepted jobs and rejected offers are placed </w:t>
+      </w:r>
+      <w:proofErr w:type="gramStart"/>
+      <w:r>
+        <w:t>in</w:t>
+      </w:r>
+      <w:proofErr w:type="gramEnd"/>
+      <w:r>
+        <w:t xml:space="preserve"> a separate list. Employers are notified accordingly so that the job can begin or another candidate is made an offer.</w:t>
+      </w:r>
+    </w:p>
+    <w:p/>
+    <w:p>
+      <w:pPr>
+        <w:rPr>
+          <w:b/>
+          <w:bCs/>
+          <w:u w:val="single"/>
+        </w:rPr>
+      </w:pPr>
+    </w:p>
+    <w:p>
+      <w:pPr>
+        <w:rPr>
+          <w:b/>
+          <w:bCs/>
+          <w:u w:val="single"/>
+        </w:rPr>
+      </w:pPr>
+    </w:p>
+    <w:p>
+      <w:pPr>
+        <w:rPr>
+          <w:b/>
+          <w:bCs/>
+          <w:u w:val="single"/>
+        </w:rPr>
+      </w:pPr>
+    </w:p>
+    <w:p>
+      <w:pPr>
+        <w:rPr>
+          <w:b/>
+          <w:bCs/>
+          <w:u w:val="single"/>
+        </w:rPr>
+      </w:pPr>
+    </w:p>
+    <w:p>
+      <w:pPr>
+        <w:rPr>
+          <w:b/>
+          <w:bCs/>
+          <w:u w:val="single"/>
+        </w:rPr>
+      </w:pPr>
+    </w:p>
+    <w:p>
+      <w:pPr>
+        <w:rPr>
+          <w:b/>
+          <w:bCs/>
+          <w:u w:val="single"/>
+        </w:rPr>
+      </w:pPr>
+    </w:p>
+    <w:p>
+      <w:pPr>
+        <w:rPr>
+          <w:b/>
+          <w:bCs/>
+          <w:u w:val="single"/>
+        </w:rPr>
+      </w:pPr>
+    </w:p>
+    <w:p>
+      <w:pPr>
+        <w:rPr>
+          <w:b/>
+          <w:bCs/>
+          <w:u w:val="single"/>
+        </w:rPr>
+      </w:pPr>
+    </w:p>
+    <w:p>
+      <w:pPr>
+        <w:rPr>
+          <w:b/>
+          <w:bCs/>
+          <w:u w:val="single"/>
+        </w:rPr>
+      </w:pPr>
+    </w:p>
+    <w:p>
+      <w:pPr>
+        <w:rPr>
+          <w:b/>
+          <w:bCs/>
+          <w:u w:val="single"/>
+        </w:rPr>
+      </w:pPr>
+    </w:p>
+    <w:p>
+      <w:pPr>
+        <w:rPr>
+          <w:b/>
+          <w:bCs/>
+          <w:u w:val="single"/>
+        </w:rPr>
+      </w:pPr>
+    </w:p>
+    <w:p>
+      <w:pPr>
+        <w:rPr>
+          <w:b/>
+          <w:bCs/>
+          <w:u w:val="single"/>
+        </w:rPr>
+      </w:pPr>
+    </w:p>
+    <w:p>
+      <w:pPr>
+        <w:rPr>
+          <w:b/>
+          <w:bCs/>
+          <w:u w:val="single"/>
+        </w:rPr>
+      </w:pPr>
+      <w:r>
+        <w:rPr>
+          <w:b/>
+          <w:bCs/>
+          <w:u w:val="single"/>
+        </w:rPr>
+        <w:lastRenderedPageBreak/>
+        <w:t>Use Case Diagram</w:t>
+      </w:r>
+    </w:p>
+    <w:p>
+      <w:pPr>
+        <w:rPr>
+          <w:b/>
+          <w:bCs/>
+          <w:u w:val="single"/>
+        </w:rPr>
+      </w:pPr>
+      <w:r>
+        <w:rPr>
+          <w:b/>
+          <w:bCs/>
+          <w:u w:val="single"/>
+        </w:rPr>
+        <w:drawing>
+          <wp:inline distT="0" distB="0" distL="0" distR="0" wp14:anchorId="73D23D84" wp14:editId="638EDE32">
+            <wp:extent cx="5943600" cy="4264660"/>
+            <wp:effectExtent l="0" t="0" r="0" b="2540"/>
+            <wp:docPr id="1194952712" name="Picture 1"/>
+            <wp:cNvGraphicFramePr>
+              <a:graphicFrameLocks xmlns:a="http://schemas.openxmlformats.org/drawingml/2006/main" noChangeAspect="1"/>
+            </wp:cNvGraphicFramePr>
+            <a:graphic xmlns:a="http://schemas.openxmlformats.org/drawingml/2006/main">
+              <a:graphicData uri="http://schemas.openxmlformats.org/drawingml/2006/picture">
+                <pic:pic xmlns:pic="http://schemas.openxmlformats.org/drawingml/2006/picture">
+                  <pic:nvPicPr>
+                    <pic:cNvPr id="1194952712" name=""/>
+                    <pic:cNvPicPr/>
+                  </pic:nvPicPr>
+                  <pic:blipFill>
+                    <a:blip r:embed="rId6"/>
+                    <a:stretch>
+                      <a:fillRect/>
+                    </a:stretch>
+                  </pic:blipFill>
+                  <pic:spPr>
+                    <a:xfrm>
+                      <a:off x="0" y="0"/>
+                      <a:ext cx="5943600" cy="4264660"/>
+                    </a:xfrm>
+                    <a:prstGeom prst="rect">
+                      <a:avLst/>
+                    </a:prstGeom>
+                  </pic:spPr>
+                </pic:pic>
+              </a:graphicData>
+            </a:graphic>
+          </wp:inline>
+        </w:drawing>
+      </w:r>
+    </w:p>
+    <w:p/>
     <w:sectPr>
       <w:pgSz w:w="12240" w:h="15840"/>
       <w:pgMar w:top="1440" w:right="1440" w:bottom="1440" w:left="1440" w:header="720" w:footer="720" w:gutter="0"/>
